--- a/dic/السعودين/خطاب اقل من ٦ شهور.docx
+++ b/dic/السعودين/خطاب اقل من ٦ شهور.docx
@@ -5,8 +5,8 @@
     <w:p>
       <w:pPr>
         <w:pStyle w:val="2"/>
-        <w:rPr>
-          <w:rFonts w:hint="cs"/>
+        <w:ind w:left="-908" w:right="-1134"/>
+        <w:rPr>
           <w:rtl/>
         </w:rPr>
       </w:pPr>
@@ -20,6 +20,7 @@
     </w:p>
     <w:p>
       <w:pPr>
+        <w:ind w:left="-908" w:right="-1134"/>
         <w:rPr>
           <w:rtl/>
         </w:rPr>
@@ -27,6 +28,8 @@
     </w:p>
     <w:p>
       <w:pPr>
+        <w:spacing w:before="240"/>
+        <w:ind w:left="-908" w:right="-1134"/>
         <w:rPr>
           <w:rFonts w:asciiTheme="minorBidi" w:hAnsiTheme="minorBidi"/>
           <w:rtl/>
@@ -35,33 +38,66 @@
     </w:p>
     <w:p>
       <w:pPr>
+        <w:ind w:left="-908" w:right="-1134"/>
+        <w:jc w:val="center"/>
         <w:rPr>
           <w:rFonts w:asciiTheme="minorBidi" w:hAnsiTheme="minorBidi"/>
+          <w:color w:val="FF0000"/>
           <w:rtl/>
         </w:rPr>
       </w:pPr>
+      <w:r>
+        <w:rPr>
+          <w:rFonts w:asciiTheme="minorBidi" w:hAnsiTheme="minorBidi" w:cs="AL-Mohanad Bold" w:hint="cs"/>
+          <w:color w:val="FF0000"/>
+          <w:sz w:val="32"/>
+          <w:szCs w:val="32"/>
+          <w:rtl/>
+        </w:rPr>
+        <w:t>(</w:t>
+      </w:r>
+      <w:r>
+        <w:rPr>
+          <w:rFonts w:asciiTheme="minorBidi" w:hAnsiTheme="minorBidi" w:cs="AL-Mohanad Bold" w:hint="cs"/>
+          <w:color w:val="FF0000"/>
+          <w:sz w:val="32"/>
+          <w:szCs w:val="32"/>
+          <w:rtl/>
+        </w:rPr>
+        <w:t>وثيقة سفر اقل من المدة النظامية</w:t>
+      </w:r>
+      <w:r>
+        <w:rPr>
+          <w:rFonts w:asciiTheme="minorBidi" w:hAnsiTheme="minorBidi" w:cs="AL-Mohanad Bold" w:hint="cs"/>
+          <w:color w:val="FF0000"/>
+          <w:sz w:val="32"/>
+          <w:szCs w:val="32"/>
+          <w:rtl/>
+        </w:rPr>
+        <w:t>)</w:t>
+      </w:r>
     </w:p>
     <w:tbl>
       <w:tblPr>
         <w:tblStyle w:val="ac"/>
-        <w:tblpPr w:leftFromText="180" w:rightFromText="180" w:vertAnchor="text" w:horzAnchor="margin" w:tblpXSpec="center" w:tblpY="546"/>
+        <w:tblpPr w:leftFromText="180" w:rightFromText="180" w:vertAnchor="text" w:horzAnchor="margin" w:tblpXSpec="center" w:tblpY="135"/>
         <w:bidiVisual/>
-        <w:tblW w:w="9355" w:type="dxa"/>
+        <w:tblW w:w="9407" w:type="dxa"/>
         <w:tblInd w:w="0" w:type="dxa"/>
         <w:tblLook w:val="04A0" w:firstRow="1" w:lastRow="0" w:firstColumn="1" w:lastColumn="0" w:noHBand="0" w:noVBand="1"/>
       </w:tblPr>
       <w:tblGrid>
-        <w:gridCol w:w="3948"/>
-        <w:gridCol w:w="1953"/>
-        <w:gridCol w:w="3454"/>
+        <w:gridCol w:w="3970"/>
+        <w:gridCol w:w="1964"/>
+        <w:gridCol w:w="3473"/>
       </w:tblGrid>
       <w:tr>
         <w:trPr>
-          <w:trHeight w:val="522"/>
+          <w:trHeight w:val="366"/>
         </w:trPr>
         <w:tc>
           <w:tcPr>
-            <w:tcW w:w="3948" w:type="dxa"/>
+            <w:tcW w:w="3970" w:type="dxa"/>
             <w:tcBorders>
               <w:top w:val="single" w:sz="4" w:space="0" w:color="auto"/>
               <w:left w:val="single" w:sz="4" w:space="0" w:color="auto"/>
@@ -74,25 +110,26 @@
           <w:p>
             <w:pPr>
               <w:spacing w:line="240" w:lineRule="auto"/>
+              <w:ind w:left="-908" w:right="-1134"/>
               <w:jc w:val="center"/>
               <w:rPr>
-                <w:rFonts w:asciiTheme="minorBidi" w:hAnsiTheme="minorBidi"/>
+                <w:rFonts w:asciiTheme="minorBidi" w:hAnsiTheme="minorBidi" w:cs="AL-Mohanad Bold"/>
                 <w:b/>
                 <w:bCs/>
                 <w:color w:val="000000" w:themeColor="text1"/>
-                <w:sz w:val="32"/>
-                <w:szCs w:val="32"/>
+                <w:sz w:val="28"/>
+                <w:szCs w:val="28"/>
                 <w:rtl/>
               </w:rPr>
             </w:pPr>
             <w:r>
               <w:rPr>
-                <w:rFonts w:asciiTheme="minorBidi" w:hAnsiTheme="minorBidi"/>
+                <w:rFonts w:asciiTheme="minorBidi" w:hAnsiTheme="minorBidi" w:cs="AL-Mohanad Bold"/>
                 <w:b/>
                 <w:bCs/>
                 <w:color w:val="000000" w:themeColor="text1"/>
-                <w:sz w:val="32"/>
-                <w:szCs w:val="32"/>
+                <w:sz w:val="28"/>
+                <w:szCs w:val="28"/>
                 <w:rtl/>
               </w:rPr>
               <w:t>الاسم</w:t>
@@ -101,7 +138,7 @@
         </w:tc>
         <w:tc>
           <w:tcPr>
-            <w:tcW w:w="1953" w:type="dxa"/>
+            <w:tcW w:w="1964" w:type="dxa"/>
             <w:tcBorders>
               <w:top w:val="single" w:sz="4" w:space="0" w:color="auto"/>
               <w:left w:val="single" w:sz="4" w:space="0" w:color="auto"/>
@@ -114,25 +151,26 @@
           <w:p>
             <w:pPr>
               <w:spacing w:line="240" w:lineRule="auto"/>
+              <w:ind w:left="-908" w:right="-1134"/>
               <w:jc w:val="center"/>
               <w:rPr>
-                <w:rFonts w:asciiTheme="minorBidi" w:hAnsiTheme="minorBidi"/>
+                <w:rFonts w:asciiTheme="minorBidi" w:hAnsiTheme="minorBidi" w:cs="AL-Mohanad Bold"/>
                 <w:b/>
                 <w:bCs/>
                 <w:color w:val="000000" w:themeColor="text1"/>
-                <w:sz w:val="32"/>
-                <w:szCs w:val="32"/>
+                <w:sz w:val="28"/>
+                <w:szCs w:val="28"/>
                 <w:rtl/>
               </w:rPr>
             </w:pPr>
             <w:r>
               <w:rPr>
-                <w:rFonts w:asciiTheme="minorBidi" w:hAnsiTheme="minorBidi"/>
+                <w:rFonts w:asciiTheme="minorBidi" w:hAnsiTheme="minorBidi" w:cs="AL-Mohanad Bold"/>
                 <w:b/>
                 <w:bCs/>
                 <w:color w:val="000000" w:themeColor="text1"/>
-                <w:sz w:val="32"/>
-                <w:szCs w:val="32"/>
+                <w:sz w:val="28"/>
+                <w:szCs w:val="28"/>
                 <w:rtl/>
               </w:rPr>
               <w:t>الجنسية</w:t>
@@ -141,7 +179,7 @@
         </w:tc>
         <w:tc>
           <w:tcPr>
-            <w:tcW w:w="3454" w:type="dxa"/>
+            <w:tcW w:w="3473" w:type="dxa"/>
             <w:tcBorders>
               <w:top w:val="single" w:sz="4" w:space="0" w:color="auto"/>
               <w:left w:val="single" w:sz="4" w:space="0" w:color="auto"/>
@@ -154,25 +192,26 @@
           <w:p>
             <w:pPr>
               <w:spacing w:line="240" w:lineRule="auto"/>
+              <w:ind w:left="-908" w:right="-1134"/>
               <w:jc w:val="center"/>
               <w:rPr>
-                <w:rFonts w:asciiTheme="minorBidi" w:hAnsiTheme="minorBidi"/>
+                <w:rFonts w:asciiTheme="minorBidi" w:hAnsiTheme="minorBidi" w:cs="AL-Mohanad Bold"/>
                 <w:b/>
                 <w:bCs/>
                 <w:color w:val="000000" w:themeColor="text1"/>
-                <w:sz w:val="32"/>
-                <w:szCs w:val="32"/>
+                <w:sz w:val="28"/>
+                <w:szCs w:val="28"/>
                 <w:rtl/>
               </w:rPr>
             </w:pPr>
             <w:r>
               <w:rPr>
-                <w:rFonts w:asciiTheme="minorBidi" w:hAnsiTheme="minorBidi"/>
+                <w:rFonts w:asciiTheme="minorBidi" w:hAnsiTheme="minorBidi" w:cs="AL-Mohanad Bold"/>
                 <w:b/>
                 <w:bCs/>
                 <w:color w:val="000000" w:themeColor="text1"/>
-                <w:sz w:val="32"/>
-                <w:szCs w:val="32"/>
+                <w:sz w:val="28"/>
+                <w:szCs w:val="28"/>
                 <w:rtl/>
               </w:rPr>
               <w:t>رقم الجواز</w:t>
@@ -182,11 +221,11 @@
       </w:tr>
       <w:tr>
         <w:trPr>
-          <w:trHeight w:val="504"/>
+          <w:trHeight w:val="353"/>
         </w:trPr>
         <w:tc>
           <w:tcPr>
-            <w:tcW w:w="3948" w:type="dxa"/>
+            <w:tcW w:w="3970" w:type="dxa"/>
             <w:tcBorders>
               <w:top w:val="single" w:sz="4" w:space="0" w:color="auto"/>
               <w:left w:val="single" w:sz="4" w:space="0" w:color="auto"/>
@@ -197,12 +236,13 @@
           <w:p>
             <w:pPr>
               <w:spacing w:line="240" w:lineRule="auto"/>
+              <w:ind w:left="-908" w:right="-1134"/>
               <w:jc w:val="center"/>
               <w:rPr>
-                <w:rFonts w:asciiTheme="minorBidi" w:hAnsiTheme="minorBidi"/>
+                <w:rFonts w:asciiTheme="minorBidi" w:hAnsiTheme="minorBidi" w:cs="AL-Mohanad Bold"/>
                 <w:color w:val="000000" w:themeColor="text1"/>
-                <w:sz w:val="36"/>
-                <w:szCs w:val="36"/>
+                <w:sz w:val="28"/>
+                <w:szCs w:val="28"/>
                 <w:rtl/>
               </w:rPr>
             </w:pPr>
@@ -210,7 +250,7 @@
         </w:tc>
         <w:tc>
           <w:tcPr>
-            <w:tcW w:w="1953" w:type="dxa"/>
+            <w:tcW w:w="1964" w:type="dxa"/>
             <w:tcBorders>
               <w:top w:val="single" w:sz="4" w:space="0" w:color="auto"/>
               <w:left w:val="single" w:sz="4" w:space="0" w:color="auto"/>
@@ -221,12 +261,13 @@
           <w:p>
             <w:pPr>
               <w:spacing w:line="240" w:lineRule="auto"/>
+              <w:ind w:left="-908" w:right="-1134"/>
               <w:jc w:val="center"/>
               <w:rPr>
-                <w:rFonts w:asciiTheme="minorBidi" w:hAnsiTheme="minorBidi"/>
+                <w:rFonts w:asciiTheme="minorBidi" w:hAnsiTheme="minorBidi" w:cs="AL-Mohanad Bold"/>
                 <w:color w:val="000000" w:themeColor="text1"/>
-                <w:sz w:val="36"/>
-                <w:szCs w:val="36"/>
+                <w:sz w:val="28"/>
+                <w:szCs w:val="28"/>
                 <w:rtl/>
               </w:rPr>
             </w:pPr>
@@ -234,7 +275,7 @@
         </w:tc>
         <w:tc>
           <w:tcPr>
-            <w:tcW w:w="3454" w:type="dxa"/>
+            <w:tcW w:w="3473" w:type="dxa"/>
             <w:tcBorders>
               <w:top w:val="single" w:sz="4" w:space="0" w:color="auto"/>
               <w:left w:val="single" w:sz="4" w:space="0" w:color="auto"/>
@@ -246,12 +287,13 @@
             <w:pPr>
               <w:bidi w:val="0"/>
               <w:spacing w:line="240" w:lineRule="auto"/>
+              <w:ind w:left="-908" w:right="-1134"/>
               <w:jc w:val="center"/>
               <w:rPr>
-                <w:rFonts w:asciiTheme="minorBidi" w:hAnsiTheme="minorBidi"/>
+                <w:rFonts w:asciiTheme="minorBidi" w:hAnsiTheme="minorBidi" w:cs="AL-Mohanad Bold"/>
                 <w:color w:val="000000" w:themeColor="text1"/>
-                <w:sz w:val="36"/>
-                <w:szCs w:val="36"/>
+                <w:sz w:val="28"/>
+                <w:szCs w:val="28"/>
                 <w:rtl/>
               </w:rPr>
             </w:pPr>
@@ -261,25 +303,1147 @@
     </w:tbl>
     <w:p>
       <w:pPr>
+        <w:ind w:right="-1134"/>
         <w:rPr>
           <w:rFonts w:asciiTheme="minorBidi" w:hAnsiTheme="minorBidi"/>
-          <w:sz w:val="36"/>
-          <w:szCs w:val="36"/>
+          <w:color w:val="000000" w:themeColor="text1"/>
+          <w:sz w:val="32"/>
+          <w:szCs w:val="32"/>
         </w:rPr>
       </w:pPr>
     </w:p>
     <w:p>
       <w:pPr>
-        <w:rPr>
-          <w:rFonts w:asciiTheme="minorBidi" w:hAnsiTheme="minorBidi"/>
-          <w:color w:val="000000" w:themeColor="text1"/>
-          <w:sz w:val="32"/>
-          <w:szCs w:val="32"/>
+        <w:ind w:left="-908" w:right="-1134"/>
+        <w:rPr>
+          <w:rFonts w:asciiTheme="minorBidi" w:hAnsiTheme="minorBidi" w:cs="AL-Mateen"/>
+          <w:color w:val="000000" w:themeColor="text1"/>
+          <w:sz w:val="32"/>
+          <w:szCs w:val="32"/>
+          <w:rtl/>
         </w:rPr>
       </w:pPr>
+      <w:r>
+        <w:rPr>
+          <w:rFonts w:asciiTheme="minorBidi" w:hAnsiTheme="minorBidi" w:cs="AL-Mateen"/>
+          <w:color w:val="000000" w:themeColor="text1"/>
+          <w:sz w:val="32"/>
+          <w:szCs w:val="32"/>
+          <w:rtl/>
+        </w:rPr>
+        <w:t xml:space="preserve">سعادة مدير جوازات مطار الملك خالد الدولي                     الموقر                    </w:t>
+      </w:r>
     </w:p>
     <w:p>
       <w:pPr>
+        <w:ind w:left="-908" w:right="-1134"/>
+        <w:rPr>
+          <w:rFonts w:asciiTheme="minorBidi" w:hAnsiTheme="minorBidi"/>
+          <w:color w:val="000000" w:themeColor="text1"/>
+          <w:sz w:val="32"/>
+          <w:szCs w:val="32"/>
+          <w:rtl/>
+        </w:rPr>
+      </w:pPr>
+      <w:r>
+        <w:rPr>
+          <w:rFonts w:asciiTheme="minorBidi" w:hAnsiTheme="minorBidi" w:cs="AL-Mateen"/>
+          <w:color w:val="000000" w:themeColor="text1"/>
+          <w:sz w:val="28"/>
+          <w:szCs w:val="28"/>
+          <w:rtl/>
+        </w:rPr>
+        <w:t>   السلام عليكم ورحمة الله وبركاته،،،وبعد:</w:t>
+      </w:r>
+    </w:p>
+    <w:p>
+      <w:pPr>
+        <w:ind w:left="-908" w:right="-1134"/>
+        <w:rPr>
+          <w:rFonts w:asciiTheme="minorBidi" w:hAnsiTheme="minorBidi" w:cs="AL-Mohanad Bold"/>
+          <w:color w:val="000000" w:themeColor="text1"/>
+          <w:sz w:val="32"/>
+          <w:szCs w:val="32"/>
+          <w:rtl/>
+        </w:rPr>
+      </w:pPr>
+      <w:r>
+        <w:rPr>
+          <w:rFonts w:asciiTheme="minorBidi" w:hAnsiTheme="minorBidi" w:cs="AL-Mohanad Bold"/>
+          <w:color w:val="000000" w:themeColor="text1"/>
+          <w:sz w:val="32"/>
+          <w:szCs w:val="32"/>
+          <w:rtl/>
+        </w:rPr>
+        <w:t xml:space="preserve"> نفيد سعادتكم بأنه خلال استلامنا </w:t>
+      </w:r>
+      <w:r>
+        <w:rPr>
+          <w:rFonts w:asciiTheme="minorBidi" w:hAnsiTheme="minorBidi" w:cs="AL-Mohanad Bold" w:hint="cs"/>
+          <w:color w:val="000000" w:themeColor="text1"/>
+          <w:sz w:val="32"/>
+          <w:szCs w:val="32"/>
+          <w:rtl/>
+        </w:rPr>
+        <w:t xml:space="preserve">ليوم </w:t>
+      </w:r>
+      <w:r>
+        <w:rPr>
+          <w:rFonts w:asciiTheme="minorBidi" w:hAnsiTheme="minorBidi" w:cs="AL-Mohanad Bold" w:hint="cs"/>
+          <w:color w:val="000000" w:themeColor="text1"/>
+          <w:sz w:val="32"/>
+          <w:szCs w:val="32"/>
+          <w:rtl/>
+        </w:rPr>
+        <w:t xml:space="preserve">( </w:t>
+      </w:r>
+      <w:r>
+        <w:rPr>
+          <w:rFonts w:asciiTheme="minorBidi" w:hAnsiTheme="minorBidi" w:cs="AL-Mohanad Bold" w:hint="cs"/>
+          <w:color w:val="000000" w:themeColor="text1"/>
+          <w:sz w:val="32"/>
+          <w:szCs w:val="32"/>
+          <w:rtl/>
+        </w:rPr>
+        <w:t xml:space="preserve">        </w:t>
+      </w:r>
+      <w:r>
+        <w:rPr>
+          <w:rFonts w:asciiTheme="minorBidi" w:hAnsiTheme="minorBidi" w:cs="AL-Mohanad Bold" w:hint="cs"/>
+          <w:color w:val="000000" w:themeColor="text1"/>
+          <w:sz w:val="32"/>
+          <w:szCs w:val="32"/>
+          <w:rtl/>
+        </w:rPr>
+        <w:t>)</w:t>
+      </w:r>
+      <w:r>
+        <w:rPr>
+          <w:rFonts w:asciiTheme="minorBidi" w:hAnsiTheme="minorBidi" w:cs="AL-Mohanad Bold" w:hint="cs"/>
+          <w:color w:val="000000" w:themeColor="text1"/>
+          <w:sz w:val="32"/>
+          <w:szCs w:val="32"/>
+          <w:rtl/>
+        </w:rPr>
+        <w:t xml:space="preserve"> الموافق </w:t>
+      </w:r>
+      <w:r>
+        <w:rPr>
+          <w:rFonts w:asciiTheme="minorBidi" w:hAnsiTheme="minorBidi" w:cs="AL-Mohanad Bold" w:hint="cs"/>
+          <w:color w:val="000000" w:themeColor="text1"/>
+          <w:sz w:val="32"/>
+          <w:szCs w:val="32"/>
+          <w:rtl/>
+        </w:rPr>
+        <w:t>(</w:t>
+      </w:r>
+      <w:r>
+        <w:rPr>
+          <w:rFonts w:asciiTheme="minorBidi" w:hAnsiTheme="minorBidi" w:cs="AL-Mohanad Bold" w:hint="cs"/>
+          <w:color w:val="000000" w:themeColor="text1"/>
+          <w:sz w:val="32"/>
+          <w:szCs w:val="32"/>
+          <w:rtl/>
+        </w:rPr>
+        <w:t xml:space="preserve">         </w:t>
+      </w:r>
+      <w:r>
+        <w:rPr>
+          <w:rFonts w:asciiTheme="minorBidi" w:hAnsiTheme="minorBidi" w:cs="AL-Mohanad Bold" w:hint="cs"/>
+          <w:color w:val="000000" w:themeColor="text1"/>
+          <w:sz w:val="32"/>
+          <w:szCs w:val="32"/>
+          <w:rtl/>
+        </w:rPr>
+        <w:t xml:space="preserve"> )</w:t>
+      </w:r>
+      <w:r>
+        <w:rPr>
+          <w:rFonts w:asciiTheme="minorBidi" w:hAnsiTheme="minorBidi" w:cs="AL-Mohanad Bold"/>
+          <w:color w:val="000000" w:themeColor="text1"/>
+          <w:sz w:val="32"/>
+          <w:szCs w:val="32"/>
+          <w:rtl/>
+        </w:rPr>
+        <w:t xml:space="preserve"> </w:t>
+      </w:r>
+      <w:bookmarkStart w:id="0" w:name="day"/>
+      <w:bookmarkEnd w:id="0"/>
+      <w:r>
+        <w:rPr>
+          <w:rFonts w:asciiTheme="minorBidi" w:hAnsiTheme="minorBidi" w:cs="AL-Mohanad Bold"/>
+          <w:color w:val="000000" w:themeColor="text1"/>
+          <w:sz w:val="32"/>
+          <w:szCs w:val="32"/>
+          <w:rtl/>
+        </w:rPr>
+        <w:t xml:space="preserve"> </w:t>
+      </w:r>
+      <w:r>
+        <w:rPr>
+          <w:rFonts w:asciiTheme="minorBidi" w:hAnsiTheme="minorBidi" w:cs="AL-Mohanad Bold" w:hint="cs"/>
+          <w:color w:val="000000" w:themeColor="text1"/>
+          <w:sz w:val="32"/>
+          <w:szCs w:val="32"/>
+          <w:rtl/>
+        </w:rPr>
+        <w:t>راجعنا</w:t>
+      </w:r>
+      <w:r>
+        <w:rPr>
+          <w:rFonts w:asciiTheme="minorBidi" w:hAnsiTheme="minorBidi" w:cs="AL-Mohanad Bold"/>
+          <w:color w:val="000000" w:themeColor="text1"/>
+          <w:sz w:val="32"/>
+          <w:szCs w:val="32"/>
+          <w:rtl/>
+        </w:rPr>
+        <w:t xml:space="preserve"> الموضح </w:t>
+      </w:r>
+      <w:r>
+        <w:rPr>
+          <w:rFonts w:asciiTheme="minorBidi" w:hAnsiTheme="minorBidi" w:cs="AL-Mohanad Bold" w:hint="cs"/>
+          <w:color w:val="000000" w:themeColor="text1"/>
+          <w:sz w:val="32"/>
+          <w:szCs w:val="32"/>
+          <w:rtl/>
+        </w:rPr>
+        <w:t>بياناته</w:t>
+      </w:r>
+      <w:r>
+        <w:rPr>
+          <w:rFonts w:asciiTheme="minorBidi" w:hAnsiTheme="minorBidi" w:cs="AL-Mohanad Bold"/>
+          <w:color w:val="000000" w:themeColor="text1"/>
+          <w:sz w:val="32"/>
+          <w:szCs w:val="32"/>
+          <w:rtl/>
+        </w:rPr>
+        <w:t xml:space="preserve"> </w:t>
+      </w:r>
+      <w:r>
+        <w:rPr>
+          <w:rFonts w:asciiTheme="minorBidi" w:hAnsiTheme="minorBidi" w:cs="AL-Mohanad Bold" w:hint="cs"/>
+          <w:color w:val="000000" w:themeColor="text1"/>
+          <w:sz w:val="32"/>
+          <w:szCs w:val="32"/>
+          <w:rtl/>
+        </w:rPr>
+        <w:t>أعلاه بقصد المغادرة</w:t>
+      </w:r>
+      <w:r>
+        <w:rPr>
+          <w:rFonts w:asciiTheme="minorBidi" w:hAnsiTheme="minorBidi" w:cs="AL-Mohanad Bold"/>
+          <w:color w:val="000000" w:themeColor="text1"/>
+          <w:sz w:val="32"/>
+          <w:szCs w:val="32"/>
+          <w:rtl/>
+        </w:rPr>
+        <w:t xml:space="preserve"> </w:t>
+      </w:r>
+      <w:r>
+        <w:rPr>
+          <w:rFonts w:asciiTheme="minorBidi" w:hAnsiTheme="minorBidi" w:cs="AL-Mohanad Bold"/>
+          <w:color w:val="000000" w:themeColor="text1"/>
+          <w:sz w:val="32"/>
+          <w:szCs w:val="32"/>
+          <w:rtl/>
+        </w:rPr>
+        <w:t xml:space="preserve">على متن </w:t>
+      </w:r>
+      <w:r>
+        <w:rPr>
+          <w:rFonts w:asciiTheme="minorBidi" w:hAnsiTheme="minorBidi" w:cs="AL-Mohanad Bold"/>
+          <w:color w:val="000000" w:themeColor="text1"/>
+          <w:sz w:val="32"/>
+          <w:szCs w:val="32"/>
+          <w:rtl/>
+        </w:rPr>
+        <w:t xml:space="preserve">رحلة </w:t>
+      </w:r>
+      <w:r>
+        <w:rPr>
+          <w:rFonts w:asciiTheme="minorBidi" w:hAnsiTheme="minorBidi" w:cs="AL-Mohanad Bold" w:hint="cs"/>
+          <w:color w:val="000000" w:themeColor="text1"/>
+          <w:sz w:val="32"/>
+          <w:szCs w:val="32"/>
+          <w:rtl/>
+        </w:rPr>
+        <w:t xml:space="preserve">خطوط </w:t>
+      </w:r>
+      <w:r>
+        <w:rPr>
+          <w:rFonts w:asciiTheme="minorBidi" w:hAnsiTheme="minorBidi" w:cs="AL-Mohanad Bold" w:hint="cs"/>
+          <w:color w:val="000000" w:themeColor="text1"/>
+          <w:sz w:val="32"/>
+          <w:szCs w:val="32"/>
+          <w:rtl/>
+        </w:rPr>
+        <w:t xml:space="preserve">( </w:t>
+      </w:r>
+      <w:r>
+        <w:rPr>
+          <w:rFonts w:asciiTheme="minorBidi" w:hAnsiTheme="minorBidi" w:cs="AL-Mohanad Bold" w:hint="cs"/>
+          <w:color w:val="000000" w:themeColor="text1"/>
+          <w:sz w:val="32"/>
+          <w:szCs w:val="32"/>
+          <w:rtl/>
+        </w:rPr>
+        <w:t xml:space="preserve">         </w:t>
+      </w:r>
+      <w:r>
+        <w:rPr>
+          <w:rFonts w:asciiTheme="minorBidi" w:hAnsiTheme="minorBidi" w:cs="AL-Mohanad Bold" w:hint="cs"/>
+          <w:color w:val="000000" w:themeColor="text1"/>
+          <w:sz w:val="32"/>
+          <w:szCs w:val="32"/>
+          <w:rtl/>
+        </w:rPr>
+        <w:t>)</w:t>
+      </w:r>
+      <w:r>
+        <w:rPr>
+          <w:rFonts w:asciiTheme="minorBidi" w:hAnsiTheme="minorBidi" w:cs="AL-Mohanad Bold" w:hint="cs"/>
+          <w:color w:val="000000" w:themeColor="text1"/>
+          <w:sz w:val="32"/>
+          <w:szCs w:val="32"/>
+          <w:rtl/>
+        </w:rPr>
+        <w:t xml:space="preserve"> </w:t>
+      </w:r>
+      <w:r>
+        <w:rPr>
+          <w:rFonts w:asciiTheme="minorBidi" w:hAnsiTheme="minorBidi" w:cs="AL-Mohanad Bold"/>
+          <w:color w:val="000000" w:themeColor="text1"/>
+          <w:sz w:val="32"/>
+          <w:szCs w:val="32"/>
+          <w:rtl/>
+        </w:rPr>
+        <w:t>رقم</w:t>
+      </w:r>
+      <w:r>
+        <w:rPr>
+          <w:rFonts w:asciiTheme="minorBidi" w:hAnsiTheme="minorBidi" w:cs="AL-Mohanad Bold" w:hint="cs"/>
+          <w:b/>
+          <w:bCs/>
+          <w:color w:val="000000" w:themeColor="text1"/>
+          <w:sz w:val="32"/>
+          <w:szCs w:val="32"/>
+          <w:rtl/>
+        </w:rPr>
+        <w:t xml:space="preserve"> </w:t>
+      </w:r>
+      <w:r>
+        <w:rPr>
+          <w:rFonts w:asciiTheme="minorBidi" w:hAnsiTheme="minorBidi" w:cs="AL-Mohanad Bold" w:hint="cs"/>
+          <w:color w:val="000000" w:themeColor="text1"/>
+          <w:sz w:val="32"/>
+          <w:szCs w:val="32"/>
+          <w:rtl/>
+        </w:rPr>
+        <w:t>(</w:t>
+      </w:r>
+      <w:r>
+        <w:rPr>
+          <w:rFonts w:asciiTheme="minorBidi" w:hAnsiTheme="minorBidi" w:cs="AL-Mohanad Bold" w:hint="cs"/>
+          <w:color w:val="000000" w:themeColor="text1"/>
+          <w:sz w:val="32"/>
+          <w:szCs w:val="32"/>
+          <w:rtl/>
+        </w:rPr>
+        <w:t xml:space="preserve"> </w:t>
+      </w:r>
+      <w:r>
+        <w:rPr>
+          <w:rFonts w:asciiTheme="minorBidi" w:hAnsiTheme="minorBidi" w:cs="AL-Mohanad Bold" w:hint="cs"/>
+          <w:color w:val="000000" w:themeColor="text1"/>
+          <w:sz w:val="32"/>
+          <w:szCs w:val="32"/>
+          <w:rtl/>
+        </w:rPr>
+        <w:t xml:space="preserve">         </w:t>
+      </w:r>
+      <w:r>
+        <w:rPr>
+          <w:rFonts w:asciiTheme="minorBidi" w:hAnsiTheme="minorBidi" w:cs="AL-Mohanad Bold" w:hint="cs"/>
+          <w:color w:val="000000" w:themeColor="text1"/>
+          <w:sz w:val="32"/>
+          <w:szCs w:val="32"/>
+          <w:rtl/>
+        </w:rPr>
+        <w:t>)</w:t>
+      </w:r>
+      <w:r>
+        <w:rPr>
+          <w:rFonts w:asciiTheme="minorBidi" w:hAnsiTheme="minorBidi" w:cs="AL-Mohanad Bold"/>
+          <w:color w:val="000000" w:themeColor="text1"/>
+          <w:sz w:val="32"/>
+          <w:szCs w:val="32"/>
+          <w:rtl/>
+        </w:rPr>
+        <w:t xml:space="preserve"> </w:t>
+      </w:r>
+      <w:r>
+        <w:rPr>
+          <w:rFonts w:asciiTheme="minorBidi" w:hAnsiTheme="minorBidi" w:cs="AL-Mohanad Bold" w:hint="cs"/>
+          <w:color w:val="000000" w:themeColor="text1"/>
+          <w:sz w:val="32"/>
+          <w:szCs w:val="32"/>
+          <w:rtl/>
+        </w:rPr>
+        <w:t>والمتجهة</w:t>
+      </w:r>
+      <w:r>
+        <w:rPr>
+          <w:rFonts w:asciiTheme="minorBidi" w:hAnsiTheme="minorBidi" w:cs="AL-Mohanad Bold"/>
+          <w:color w:val="000000" w:themeColor="text1"/>
+          <w:sz w:val="32"/>
+          <w:szCs w:val="32"/>
+          <w:rtl/>
+        </w:rPr>
+        <w:t xml:space="preserve"> </w:t>
+      </w:r>
+      <w:r>
+        <w:rPr>
+          <w:rFonts w:asciiTheme="minorBidi" w:hAnsiTheme="minorBidi" w:cs="AL-Mohanad Bold" w:hint="cs"/>
+          <w:color w:val="000000" w:themeColor="text1"/>
+          <w:sz w:val="32"/>
+          <w:szCs w:val="32"/>
+          <w:rtl/>
+        </w:rPr>
+        <w:t>الى</w:t>
+      </w:r>
+      <w:r>
+        <w:rPr>
+          <w:rFonts w:asciiTheme="minorBidi" w:hAnsiTheme="minorBidi" w:cs="AL-Mohanad Bold"/>
+          <w:color w:val="000000" w:themeColor="text1"/>
+          <w:sz w:val="32"/>
+          <w:szCs w:val="32"/>
+          <w:rtl/>
+        </w:rPr>
+        <w:t xml:space="preserve"> (</w:t>
+      </w:r>
+      <w:r>
+        <w:rPr>
+          <w:rFonts w:asciiTheme="minorBidi" w:hAnsiTheme="minorBidi" w:cs="AL-Mohanad Bold" w:hint="cs"/>
+          <w:color w:val="000000" w:themeColor="text1"/>
+          <w:sz w:val="32"/>
+          <w:szCs w:val="32"/>
+          <w:rtl/>
+        </w:rPr>
+        <w:t xml:space="preserve"> </w:t>
+      </w:r>
+      <w:r>
+        <w:rPr>
+          <w:rFonts w:asciiTheme="minorBidi" w:hAnsiTheme="minorBidi" w:cs="AL-Mohanad Bold" w:hint="cs"/>
+          <w:color w:val="000000" w:themeColor="text1"/>
+          <w:sz w:val="32"/>
+          <w:szCs w:val="32"/>
+          <w:rtl/>
+        </w:rPr>
+        <w:t xml:space="preserve">          </w:t>
+      </w:r>
+      <w:r>
+        <w:rPr>
+          <w:rFonts w:asciiTheme="minorBidi" w:hAnsiTheme="minorBidi" w:cs="AL-Mohanad Bold" w:hint="cs"/>
+          <w:color w:val="000000" w:themeColor="text1"/>
+          <w:sz w:val="32"/>
+          <w:szCs w:val="32"/>
+          <w:rtl/>
+        </w:rPr>
+        <w:t>)</w:t>
+      </w:r>
+      <w:r>
+        <w:rPr>
+          <w:rFonts w:asciiTheme="minorBidi" w:hAnsiTheme="minorBidi" w:cs="AL-Mohanad Bold"/>
+          <w:color w:val="000000" w:themeColor="text1"/>
+          <w:sz w:val="32"/>
+          <w:szCs w:val="32"/>
+          <w:rtl/>
+        </w:rPr>
+        <w:t xml:space="preserve"> وعند الشروع في انهاء إجراءات </w:t>
+      </w:r>
+      <w:r>
+        <w:rPr>
+          <w:rFonts w:asciiTheme="minorBidi" w:hAnsiTheme="minorBidi" w:cs="AL-Mohanad Bold" w:hint="cs"/>
+          <w:color w:val="000000" w:themeColor="text1"/>
+          <w:sz w:val="32"/>
+          <w:szCs w:val="32"/>
+          <w:rtl/>
+        </w:rPr>
+        <w:t>خروجه</w:t>
+      </w:r>
+      <w:r>
+        <w:rPr>
+          <w:rFonts w:asciiTheme="minorBidi" w:hAnsiTheme="minorBidi" w:cs="AL-Mohanad Bold" w:hint="cs"/>
+          <w:color w:val="000000" w:themeColor="text1"/>
+          <w:sz w:val="32"/>
+          <w:szCs w:val="32"/>
+          <w:rtl/>
+        </w:rPr>
+        <w:t xml:space="preserve"> تبين </w:t>
+      </w:r>
+      <w:r>
+        <w:rPr>
+          <w:rFonts w:asciiTheme="minorBidi" w:hAnsiTheme="minorBidi" w:cs="AL-Mohanad Bold" w:hint="cs"/>
+          <w:color w:val="000000" w:themeColor="text1"/>
+          <w:sz w:val="32"/>
+          <w:szCs w:val="32"/>
+          <w:rtl/>
+        </w:rPr>
+        <w:t>بأنه</w:t>
+      </w:r>
+      <w:r>
+        <w:rPr>
+          <w:rFonts w:asciiTheme="minorBidi" w:hAnsiTheme="minorBidi" w:cs="AL-Mohanad Bold" w:hint="cs"/>
+          <w:color w:val="000000" w:themeColor="text1"/>
+          <w:sz w:val="32"/>
+          <w:szCs w:val="32"/>
+          <w:rtl/>
+        </w:rPr>
+        <w:t xml:space="preserve"> </w:t>
+      </w:r>
+      <w:r>
+        <w:rPr>
+          <w:rFonts w:asciiTheme="minorBidi" w:hAnsiTheme="minorBidi" w:cs="AL-Mohanad Bold" w:hint="cs"/>
+          <w:color w:val="000000" w:themeColor="text1"/>
+          <w:sz w:val="32"/>
+          <w:szCs w:val="32"/>
+          <w:rtl/>
+        </w:rPr>
+        <w:t>يحمل</w:t>
+      </w:r>
+      <w:r>
+        <w:rPr>
+          <w:rFonts w:asciiTheme="minorBidi" w:hAnsiTheme="minorBidi" w:cs="AL-Mohanad Bold" w:hint="cs"/>
+          <w:color w:val="000000" w:themeColor="text1"/>
+          <w:sz w:val="32"/>
+          <w:szCs w:val="32"/>
+          <w:rtl/>
+        </w:rPr>
+        <w:t xml:space="preserve"> وثيقة سفر </w:t>
+      </w:r>
+      <w:r>
+        <w:rPr>
+          <w:rFonts w:asciiTheme="minorBidi" w:hAnsiTheme="minorBidi" w:cs="AL-Mohanad Bold" w:hint="cs"/>
+          <w:color w:val="000000" w:themeColor="text1"/>
+          <w:sz w:val="32"/>
+          <w:szCs w:val="32"/>
+          <w:rtl/>
+        </w:rPr>
+        <w:t xml:space="preserve">اقل من </w:t>
+      </w:r>
+      <w:r>
+        <w:rPr>
+          <w:rFonts w:asciiTheme="minorBidi" w:hAnsiTheme="minorBidi" w:cs="AL-Mohanad Bold" w:hint="cs"/>
+          <w:color w:val="000000" w:themeColor="text1"/>
+          <w:sz w:val="32"/>
+          <w:szCs w:val="32"/>
+          <w:rtl/>
+        </w:rPr>
+        <w:t>المدة النظامية (</w:t>
+      </w:r>
+      <w:r>
+        <w:rPr>
+          <w:rFonts w:asciiTheme="minorBidi" w:hAnsiTheme="minorBidi" w:cs="AL-Mohanad Bold" w:hint="cs"/>
+          <w:color w:val="000000" w:themeColor="text1"/>
+          <w:sz w:val="32"/>
+          <w:szCs w:val="32"/>
+          <w:rtl/>
+        </w:rPr>
+        <w:t xml:space="preserve">                  </w:t>
+      </w:r>
+      <w:r>
+        <w:rPr>
+          <w:rFonts w:asciiTheme="minorBidi" w:hAnsiTheme="minorBidi" w:cs="AL-Mohanad Bold" w:hint="cs"/>
+          <w:color w:val="000000" w:themeColor="text1"/>
+          <w:sz w:val="32"/>
+          <w:szCs w:val="32"/>
+          <w:rtl/>
+        </w:rPr>
+        <w:t xml:space="preserve">) مع العلم بأن سبب سفره ( سياحية ) </w:t>
+      </w:r>
+      <w:r>
+        <w:rPr>
+          <w:rFonts w:asciiTheme="minorBidi" w:hAnsiTheme="minorBidi" w:cs="AL-Mohanad Bold" w:hint="cs"/>
+          <w:color w:val="000000" w:themeColor="text1"/>
+          <w:sz w:val="32"/>
+          <w:szCs w:val="32"/>
+          <w:rtl/>
+        </w:rPr>
+        <w:t xml:space="preserve"> </w:t>
+      </w:r>
+      <w:r>
+        <w:rPr>
+          <w:rFonts w:asciiTheme="minorBidi" w:hAnsiTheme="minorBidi" w:cs="AL-Mohanad Bold" w:hint="cs"/>
+          <w:color w:val="000000" w:themeColor="text1"/>
+          <w:sz w:val="32"/>
+          <w:szCs w:val="32"/>
+          <w:rtl/>
+        </w:rPr>
+        <w:t>و</w:t>
+      </w:r>
+      <w:r>
+        <w:rPr>
+          <w:rFonts w:asciiTheme="minorBidi" w:hAnsiTheme="minorBidi" w:cs="AL-Mohanad Bold" w:hint="cs"/>
+          <w:color w:val="000000" w:themeColor="text1"/>
+          <w:sz w:val="32"/>
+          <w:szCs w:val="32"/>
+          <w:rtl/>
+        </w:rPr>
+        <w:t>ب</w:t>
+      </w:r>
+      <w:r>
+        <w:rPr>
+          <w:rFonts w:asciiTheme="minorBidi" w:hAnsiTheme="minorBidi" w:cs="AL-Mohanad Bold" w:hint="cs"/>
+          <w:color w:val="000000" w:themeColor="text1"/>
+          <w:sz w:val="32"/>
+          <w:szCs w:val="32"/>
+          <w:rtl/>
+        </w:rPr>
+        <w:t xml:space="preserve">حسب </w:t>
+      </w:r>
+      <w:r>
+        <w:rPr>
+          <w:rFonts w:asciiTheme="minorBidi" w:hAnsiTheme="minorBidi" w:cs="AL-Mohanad Bold" w:hint="cs"/>
+          <w:color w:val="000000" w:themeColor="text1"/>
+          <w:sz w:val="32"/>
+          <w:szCs w:val="32"/>
+          <w:rtl/>
+        </w:rPr>
+        <w:t>توجيهات</w:t>
+      </w:r>
+      <w:r>
+        <w:rPr>
+          <w:rFonts w:asciiTheme="minorBidi" w:hAnsiTheme="minorBidi" w:cs="AL-Mohanad Bold" w:hint="cs"/>
+          <w:color w:val="000000" w:themeColor="text1"/>
+          <w:sz w:val="32"/>
+          <w:szCs w:val="32"/>
+          <w:rtl/>
+        </w:rPr>
+        <w:t xml:space="preserve"> الامر المناوب</w:t>
+      </w:r>
+      <w:r>
+        <w:rPr>
+          <w:rFonts w:asciiTheme="minorBidi" w:hAnsiTheme="minorBidi" w:cs="AL-Mohanad Bold" w:hint="cs"/>
+          <w:color w:val="000000" w:themeColor="text1"/>
+          <w:sz w:val="32"/>
+          <w:szCs w:val="32"/>
+          <w:rtl/>
+        </w:rPr>
+        <w:t xml:space="preserve"> </w:t>
+      </w:r>
+      <w:r>
+        <w:rPr>
+          <w:rFonts w:asciiTheme="minorBidi" w:hAnsiTheme="minorBidi" w:cs="AL-Mohanad Bold" w:hint="cs"/>
+          <w:color w:val="000000" w:themeColor="text1"/>
+          <w:sz w:val="32"/>
+          <w:szCs w:val="32"/>
+          <w:rtl/>
+        </w:rPr>
+        <w:t xml:space="preserve">( </w:t>
+      </w:r>
+      <w:r>
+        <w:rPr>
+          <w:rFonts w:asciiTheme="minorBidi" w:hAnsiTheme="minorBidi" w:cs="AL-Mohanad Bold" w:hint="cs"/>
+          <w:color w:val="000000" w:themeColor="text1"/>
+          <w:sz w:val="32"/>
+          <w:szCs w:val="32"/>
+          <w:rtl/>
+        </w:rPr>
+        <w:t xml:space="preserve">                                 </w:t>
+      </w:r>
+      <w:r>
+        <w:rPr>
+          <w:rFonts w:asciiTheme="minorBidi" w:hAnsiTheme="minorBidi" w:cs="AL-Mohanad Bold" w:hint="cs"/>
+          <w:color w:val="000000" w:themeColor="text1"/>
+          <w:sz w:val="32"/>
+          <w:szCs w:val="32"/>
+          <w:rtl/>
+        </w:rPr>
+        <w:t>)</w:t>
+      </w:r>
+      <w:r>
+        <w:rPr>
+          <w:rFonts w:asciiTheme="minorBidi" w:hAnsiTheme="minorBidi" w:cs="AL-Mohanad Bold" w:hint="cs"/>
+          <w:color w:val="000000" w:themeColor="text1"/>
+          <w:sz w:val="32"/>
+          <w:szCs w:val="32"/>
+          <w:rtl/>
+        </w:rPr>
+        <w:t xml:space="preserve"> تم السماح له بالمغادرة </w:t>
+      </w:r>
+      <w:r>
+        <w:rPr>
+          <w:rFonts w:asciiTheme="minorBidi" w:hAnsiTheme="minorBidi" w:cs="AL-Mohanad Bold" w:hint="cs"/>
+          <w:color w:val="000000" w:themeColor="text1"/>
+          <w:sz w:val="32"/>
+          <w:szCs w:val="32"/>
+          <w:rtl/>
+        </w:rPr>
+        <w:t xml:space="preserve">بعد أخذ التعهد عليه </w:t>
+      </w:r>
+    </w:p>
+    <w:p>
+      <w:pPr>
+        <w:ind w:left="-908" w:right="-1134"/>
+        <w:rPr>
+          <w:rFonts w:asciiTheme="minorBidi" w:hAnsiTheme="minorBidi" w:cs="AL-Mohanad Bold"/>
+          <w:color w:val="000000" w:themeColor="text1"/>
+          <w:sz w:val="32"/>
+          <w:szCs w:val="32"/>
+          <w:rtl/>
+        </w:rPr>
+      </w:pPr>
+      <w:r>
+        <w:rPr>
+          <w:rFonts w:asciiTheme="minorBidi" w:hAnsiTheme="minorBidi" w:cs="AL-Mohanad Bold" w:hint="cs"/>
+          <w:color w:val="000000" w:themeColor="text1"/>
+          <w:sz w:val="32"/>
+          <w:szCs w:val="32"/>
+          <w:rtl/>
+        </w:rPr>
+        <w:t xml:space="preserve">وتجدون بطيه صورة </w:t>
+      </w:r>
+      <w:r>
+        <w:rPr>
+          <w:rFonts w:asciiTheme="minorBidi" w:hAnsiTheme="minorBidi" w:cs="AL-Mohanad Bold" w:hint="cs"/>
+          <w:color w:val="000000" w:themeColor="text1"/>
+          <w:sz w:val="32"/>
+          <w:szCs w:val="32"/>
+          <w:rtl/>
+        </w:rPr>
+        <w:t xml:space="preserve">من الجواز + </w:t>
+      </w:r>
+      <w:r>
+        <w:rPr>
+          <w:rFonts w:asciiTheme="minorBidi" w:hAnsiTheme="minorBidi" w:cs="AL-Mohanad Bold" w:hint="cs"/>
+          <w:color w:val="000000" w:themeColor="text1"/>
+          <w:sz w:val="32"/>
+          <w:szCs w:val="32"/>
+          <w:rtl/>
+        </w:rPr>
+        <w:t>بطاقة الصعود الى الطائرة + تعهد الراكبة</w:t>
+      </w:r>
+    </w:p>
+    <w:p>
+      <w:pPr>
+        <w:ind w:left="-908" w:right="-1134"/>
+        <w:rPr>
+          <w:rFonts w:asciiTheme="minorBidi" w:hAnsiTheme="minorBidi" w:cs="AL-Mateen"/>
+          <w:color w:val="000000" w:themeColor="text1"/>
+          <w:sz w:val="32"/>
+          <w:szCs w:val="32"/>
+          <w:rtl/>
+        </w:rPr>
+      </w:pPr>
+      <w:r>
+        <w:rPr>
+          <w:rFonts w:asciiTheme="minorBidi" w:hAnsiTheme="minorBidi"/>
+          <w:noProof/>
+          <w:color w:val="000000" w:themeColor="text1"/>
+          <w:sz w:val="32"/>
+          <w:szCs w:val="32"/>
+          <w:rtl/>
+        </w:rPr>
+        <mc:AlternateContent>
+          <mc:Choice Requires="wps">
+            <w:drawing>
+              <wp:anchor distT="45720" distB="45720" distL="114300" distR="114300" simplePos="0" relativeHeight="251659264" behindDoc="1" locked="0" layoutInCell="1" allowOverlap="1" wp14:anchorId="5EB0BAB4" wp14:editId="5789A2B2">
+                <wp:simplePos x="0" y="0"/>
+                <wp:positionH relativeFrom="column">
+                  <wp:posOffset>-812260</wp:posOffset>
+                </wp:positionH>
+                <wp:positionV relativeFrom="paragraph">
+                  <wp:posOffset>422161</wp:posOffset>
+                </wp:positionV>
+                <wp:extent cx="2701925" cy="1166495"/>
+                <wp:effectExtent l="0" t="0" r="0" b="0"/>
+                <wp:wrapNone/>
+                <wp:docPr id="217" name="مربع نص 2"/>
+                <wp:cNvGraphicFramePr>
+                  <a:graphicFrameLocks xmlns:a="http://schemas.openxmlformats.org/drawingml/2006/main"/>
+                </wp:cNvGraphicFramePr>
+                <a:graphic xmlns:a="http://schemas.openxmlformats.org/drawingml/2006/main">
+                  <a:graphicData uri="http://schemas.microsoft.com/office/word/2010/wordprocessingShape">
+                    <wps:wsp>
+                      <wps:cNvSpPr txBox="1">
+                        <a:spLocks noChangeArrowheads="1"/>
+                      </wps:cNvSpPr>
+                      <wps:spPr bwMode="auto">
+                        <a:xfrm flipH="1">
+                          <a:off x="0" y="0"/>
+                          <a:ext cx="2701925" cy="1166495"/>
+                        </a:xfrm>
+                        <a:prstGeom prst="rect">
+                          <a:avLst/>
+                        </a:prstGeom>
+                        <a:noFill/>
+                        <a:ln>
+                          <a:noFill/>
+                        </a:ln>
+                      </wps:spPr>
+                      <wps:style>
+                        <a:lnRef idx="0">
+                          <a:scrgbClr r="0" g="0" b="0"/>
+                        </a:lnRef>
+                        <a:fillRef idx="0">
+                          <a:scrgbClr r="0" g="0" b="0"/>
+                        </a:fillRef>
+                        <a:effectRef idx="0">
+                          <a:scrgbClr r="0" g="0" b="0"/>
+                        </a:effectRef>
+                        <a:fontRef idx="minor">
+                          <a:schemeClr val="accent3"/>
+                        </a:fontRef>
+                      </wps:style>
+                      <wps:txbx>
+                        <w:txbxContent>
+                          <w:p>
+                            <w:pPr>
+                              <w:spacing w:after="0"/>
+                              <w:jc w:val="center"/>
+                              <w:rPr>
+                                <w:sz w:val="32"/>
+                                <w:szCs w:val="32"/>
+                                <w:rtl/>
+                              </w:rPr>
+                            </w:pPr>
+                            <w:r>
+                              <w:rPr>
+                                <w:rFonts w:asciiTheme="minorBidi" w:hAnsiTheme="minorBidi" w:cs="AL-Mateen"/>
+                                <w:b/>
+                                <w:bCs/>
+                                <w:color w:val="000000" w:themeColor="text1"/>
+                                <w:sz w:val="32"/>
+                                <w:szCs w:val="32"/>
+                                <w:rtl/>
+                              </w:rPr>
+                              <w:t>رئيس مناوبة (</w:t>
+                            </w:r>
+                            <w:r>
+                              <w:rPr>
+                                <w:rFonts w:asciiTheme="minorBidi" w:hAnsiTheme="minorBidi" w:cs="AL-Mateen" w:hint="cs"/>
+                                <w:b/>
+                                <w:bCs/>
+                                <w:color w:val="000000" w:themeColor="text1"/>
+                                <w:sz w:val="32"/>
+                                <w:szCs w:val="32"/>
+                                <w:rtl/>
+                              </w:rPr>
+                              <w:t xml:space="preserve"> </w:t>
+                            </w:r>
+                            <w:bookmarkStart w:id="1" w:name="duty1"/>
+                            <w:bookmarkEnd w:id="1"/>
+                            <w:r>
+                              <w:rPr>
+                                <w:rFonts w:asciiTheme="minorBidi" w:hAnsiTheme="minorBidi" w:cs="AL-Mateen" w:hint="cs"/>
+                                <w:b/>
+                                <w:bCs/>
+                                <w:color w:val="000000" w:themeColor="text1"/>
+                                <w:sz w:val="32"/>
+                                <w:szCs w:val="32"/>
+                                <w:rtl/>
+                              </w:rPr>
+                              <w:t xml:space="preserve"> </w:t>
+                            </w:r>
+                            <w:r>
+                              <w:rPr>
+                                <w:rFonts w:asciiTheme="minorBidi" w:hAnsiTheme="minorBidi" w:cs="AL-Mateen"/>
+                                <w:b/>
+                                <w:bCs/>
+                                <w:color w:val="000000" w:themeColor="text1"/>
+                                <w:sz w:val="32"/>
+                                <w:szCs w:val="32"/>
+                                <w:rtl/>
+                              </w:rPr>
+                              <w:t>) مغادرة (</w:t>
+                            </w:r>
+                            <w:r>
+                              <w:rPr>
+                                <w:rFonts w:asciiTheme="minorBidi" w:hAnsiTheme="minorBidi" w:cs="AL-Mateen" w:hint="cs"/>
+                                <w:b/>
+                                <w:bCs/>
+                                <w:color w:val="000000" w:themeColor="text1"/>
+                                <w:sz w:val="32"/>
+                                <w:szCs w:val="32"/>
+                                <w:rtl/>
+                              </w:rPr>
+                              <w:t xml:space="preserve"> </w:t>
+                            </w:r>
+                            <w:bookmarkStart w:id="2" w:name="gate2"/>
+                            <w:bookmarkEnd w:id="2"/>
+                            <w:r>
+                              <w:rPr>
+                                <w:rFonts w:asciiTheme="minorBidi" w:hAnsiTheme="minorBidi" w:cs="AL-Mateen"/>
+                                <w:b/>
+                                <w:bCs/>
+                                <w:color w:val="000000" w:themeColor="text1"/>
+                                <w:sz w:val="32"/>
+                                <w:szCs w:val="32"/>
+                                <w:rtl/>
+                              </w:rPr>
+                              <w:t xml:space="preserve"> )</w:t>
+                            </w:r>
+                          </w:p>
+                          <w:p>
+                            <w:pPr>
+                              <w:spacing w:after="0"/>
+                              <w:rPr>
+                                <w:sz w:val="32"/>
+                                <w:szCs w:val="32"/>
+                                <w:rtl/>
+                              </w:rPr>
+                            </w:pPr>
+                            <w:bookmarkStart w:id="3" w:name="rank1"/>
+                            <w:r>
+                              <w:rPr>
+                                <w:rFonts w:asciiTheme="minorBidi" w:hAnsiTheme="minorBidi" w:cs="AL-Mateen" w:hint="cs"/>
+                                <w:b/>
+                                <w:bCs/>
+                                <w:color w:val="000000" w:themeColor="text1"/>
+                                <w:sz w:val="32"/>
+                                <w:szCs w:val="32"/>
+                                <w:rtl/>
+                              </w:rPr>
+                              <w:t>........</w:t>
+                            </w:r>
+                            <w:bookmarkEnd w:id="3"/>
+                            <w:r>
+                              <w:rPr>
+                                <w:rFonts w:cs="AL-Mateen" w:hint="cs"/>
+                                <w:b/>
+                                <w:bCs/>
+                                <w:sz w:val="32"/>
+                                <w:szCs w:val="32"/>
+                                <w:rtl/>
+                              </w:rPr>
+                              <w:t>/</w:t>
+                            </w:r>
+                          </w:p>
+                          <w:p>
+                            <w:pPr>
+                              <w:jc w:val="center"/>
+                              <w:rPr>
+                                <w:sz w:val="32"/>
+                                <w:szCs w:val="32"/>
+                              </w:rPr>
+                            </w:pPr>
+                            <w:bookmarkStart w:id="4" w:name="officername1"/>
+                            <w:r>
+                              <w:rPr>
+                                <w:rFonts w:asciiTheme="minorBidi" w:hAnsiTheme="minorBidi" w:cs="AL-Mateen" w:hint="cs"/>
+                                <w:b/>
+                                <w:bCs/>
+                                <w:color w:val="000000" w:themeColor="text1"/>
+                                <w:sz w:val="32"/>
+                                <w:szCs w:val="32"/>
+                                <w:rtl/>
+                              </w:rPr>
+                              <w:t>......................</w:t>
+                            </w:r>
+                            <w:bookmarkEnd w:id="4"/>
+                          </w:p>
+                        </w:txbxContent>
+                      </wps:txbx>
+                      <wps:bodyPr rot="0" vert="horz" wrap="square" lIns="91440" tIns="45720" rIns="91440" bIns="45720" anchor="t" anchorCtr="0">
+                        <a:noAutofit/>
+                      </wps:bodyPr>
+                    </wps:wsp>
+                  </a:graphicData>
+                </a:graphic>
+                <wp14:sizeRelH relativeFrom="margin">
+                  <wp14:pctWidth>0</wp14:pctWidth>
+                </wp14:sizeRelH>
+                <wp14:sizeRelV relativeFrom="margin">
+                  <wp14:pctHeight>0</wp14:pctHeight>
+                </wp14:sizeRelV>
+              </wp:anchor>
+            </w:drawing>
+          </mc:Choice>
+          <mc:Fallback>
+            <w:pict>
+              <v:shapetype w14:anchorId="5EB0BAB4" id="_x0000_t202" coordsize="21600,21600" o:spt="202" path="m,l,21600r21600,l21600,xe">
+                <v:stroke joinstyle="miter"/>
+                <v:path gradientshapeok="t" o:connecttype="rect"/>
+              </v:shapetype>
+              <v:shape id="مربع نص 2" o:spid="_x0000_s1026" type="#_x0000_t202" style="position:absolute;left:0;text-align:left;margin-left:-63.95pt;margin-top:33.25pt;width:212.75pt;height:91.85pt;flip:x;z-index:-251657216;visibility:visible;mso-wrap-style:square;mso-width-percent:0;mso-height-percent:0;mso-wrap-distance-left:9pt;mso-wrap-distance-top:3.6pt;mso-wrap-distance-right:9pt;mso-wrap-distance-bottom:3.6pt;mso-position-horizontal:absolute;mso-position-horizontal-relative:text;mso-position-vertical:absolute;mso-position-vertical-relative:text;mso-width-percent:0;mso-height-percent:0;mso-width-relative:margin;mso-height-relative:margin;v-text-anchor:top" o:gfxdata="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" filled="f" stroked="f">
+                <v:textbox>
+                  <w:txbxContent>
+                    <w:p>
+                      <w:pPr>
+                        <w:spacing w:after="0"/>
+                        <w:jc w:val="center"/>
+                        <w:rPr>
+                          <w:sz w:val="32"/>
+                          <w:szCs w:val="32"/>
+                          <w:rtl/>
+                        </w:rPr>
+                      </w:pPr>
+                      <w:r>
+                        <w:rPr>
+                          <w:rFonts w:asciiTheme="minorBidi" w:hAnsiTheme="minorBidi" w:cs="AL-Mateen"/>
+                          <w:b/>
+                          <w:bCs/>
+                          <w:color w:val="000000" w:themeColor="text1"/>
+                          <w:sz w:val="32"/>
+                          <w:szCs w:val="32"/>
+                          <w:rtl/>
+                        </w:rPr>
+                        <w:t>رئيس مناوبة (</w:t>
+                      </w:r>
+                      <w:r>
+                        <w:rPr>
+                          <w:rFonts w:asciiTheme="minorBidi" w:hAnsiTheme="minorBidi" w:cs="AL-Mateen" w:hint="cs"/>
+                          <w:b/>
+                          <w:bCs/>
+                          <w:color w:val="000000" w:themeColor="text1"/>
+                          <w:sz w:val="32"/>
+                          <w:szCs w:val="32"/>
+                          <w:rtl/>
+                        </w:rPr>
+                        <w:t xml:space="preserve"> </w:t>
+                      </w:r>
+                      <w:bookmarkStart w:id="5" w:name="duty1"/>
+                      <w:bookmarkEnd w:id="5"/>
+                      <w:r>
+                        <w:rPr>
+                          <w:rFonts w:asciiTheme="minorBidi" w:hAnsiTheme="minorBidi" w:cs="AL-Mateen" w:hint="cs"/>
+                          <w:b/>
+                          <w:bCs/>
+                          <w:color w:val="000000" w:themeColor="text1"/>
+                          <w:sz w:val="32"/>
+                          <w:szCs w:val="32"/>
+                          <w:rtl/>
+                        </w:rPr>
+                        <w:t xml:space="preserve"> </w:t>
+                      </w:r>
+                      <w:r>
+                        <w:rPr>
+                          <w:rFonts w:asciiTheme="minorBidi" w:hAnsiTheme="minorBidi" w:cs="AL-Mateen"/>
+                          <w:b/>
+                          <w:bCs/>
+                          <w:color w:val="000000" w:themeColor="text1"/>
+                          <w:sz w:val="32"/>
+                          <w:szCs w:val="32"/>
+                          <w:rtl/>
+                        </w:rPr>
+                        <w:t>) مغادرة (</w:t>
+                      </w:r>
+                      <w:r>
+                        <w:rPr>
+                          <w:rFonts w:asciiTheme="minorBidi" w:hAnsiTheme="minorBidi" w:cs="AL-Mateen" w:hint="cs"/>
+                          <w:b/>
+                          <w:bCs/>
+                          <w:color w:val="000000" w:themeColor="text1"/>
+                          <w:sz w:val="32"/>
+                          <w:szCs w:val="32"/>
+                          <w:rtl/>
+                        </w:rPr>
+                        <w:t xml:space="preserve"> </w:t>
+                      </w:r>
+                      <w:bookmarkStart w:id="6" w:name="gate2"/>
+                      <w:bookmarkEnd w:id="6"/>
+                      <w:r>
+                        <w:rPr>
+                          <w:rFonts w:asciiTheme="minorBidi" w:hAnsiTheme="minorBidi" w:cs="AL-Mateen"/>
+                          <w:b/>
+                          <w:bCs/>
+                          <w:color w:val="000000" w:themeColor="text1"/>
+                          <w:sz w:val="32"/>
+                          <w:szCs w:val="32"/>
+                          <w:rtl/>
+                        </w:rPr>
+                        <w:t xml:space="preserve"> )</w:t>
+                      </w:r>
+                    </w:p>
+                    <w:p>
+                      <w:pPr>
+                        <w:spacing w:after="0"/>
+                        <w:rPr>
+                          <w:sz w:val="32"/>
+                          <w:szCs w:val="32"/>
+                          <w:rtl/>
+                        </w:rPr>
+                      </w:pPr>
+                      <w:bookmarkStart w:id="7" w:name="rank1"/>
+                      <w:r>
+                        <w:rPr>
+                          <w:rFonts w:asciiTheme="minorBidi" w:hAnsiTheme="minorBidi" w:cs="AL-Mateen" w:hint="cs"/>
+                          <w:b/>
+                          <w:bCs/>
+                          <w:color w:val="000000" w:themeColor="text1"/>
+                          <w:sz w:val="32"/>
+                          <w:szCs w:val="32"/>
+                          <w:rtl/>
+                        </w:rPr>
+                        <w:t>........</w:t>
+                      </w:r>
+                      <w:bookmarkEnd w:id="7"/>
+                      <w:r>
+                        <w:rPr>
+                          <w:rFonts w:cs="AL-Mateen" w:hint="cs"/>
+                          <w:b/>
+                          <w:bCs/>
+                          <w:sz w:val="32"/>
+                          <w:szCs w:val="32"/>
+                          <w:rtl/>
+                        </w:rPr>
+                        <w:t>/</w:t>
+                      </w:r>
+                    </w:p>
+                    <w:p>
+                      <w:pPr>
+                        <w:jc w:val="center"/>
+                        <w:rPr>
+                          <w:sz w:val="32"/>
+                          <w:szCs w:val="32"/>
+                        </w:rPr>
+                      </w:pPr>
+                      <w:bookmarkStart w:id="8" w:name="officername1"/>
+                      <w:r>
+                        <w:rPr>
+                          <w:rFonts w:asciiTheme="minorBidi" w:hAnsiTheme="minorBidi" w:cs="AL-Mateen" w:hint="cs"/>
+                          <w:b/>
+                          <w:bCs/>
+                          <w:color w:val="000000" w:themeColor="text1"/>
+                          <w:sz w:val="32"/>
+                          <w:szCs w:val="32"/>
+                          <w:rtl/>
+                        </w:rPr>
+                        <w:t>......................</w:t>
+                      </w:r>
+                      <w:bookmarkEnd w:id="8"/>
+                    </w:p>
+                  </w:txbxContent>
+                </v:textbox>
+              </v:shape>
+            </w:pict>
+          </mc:Fallback>
+        </mc:AlternateContent>
+      </w:r>
+      <w:r>
+        <w:rPr>
+          <w:rFonts w:asciiTheme="minorBidi" w:hAnsiTheme="minorBidi" w:cs="AL-Mateen"/>
+          <w:color w:val="000000" w:themeColor="text1"/>
+          <w:sz w:val="36"/>
+          <w:szCs w:val="36"/>
+          <w:rtl/>
+        </w:rPr>
+        <w:t xml:space="preserve">  </w:t>
+      </w:r>
+      <w:r>
+        <w:rPr>
+          <w:rFonts w:asciiTheme="minorBidi" w:hAnsiTheme="minorBidi" w:cs="AL-Mateen"/>
+          <w:color w:val="000000" w:themeColor="text1"/>
+          <w:sz w:val="32"/>
+          <w:szCs w:val="32"/>
+          <w:rtl/>
+        </w:rPr>
+        <w:t>هذا ما لزم الرفع به لسعادتكم بأمل الاطلاع والإحاطة ،،، والسلام عليكم  </w:t>
+      </w:r>
+    </w:p>
+    <w:p>
+      <w:pPr>
+        <w:ind w:left="-908" w:right="-1134"/>
         <w:rPr>
           <w:rFonts w:asciiTheme="minorBidi" w:hAnsiTheme="minorBidi"/>
           <w:b/>
@@ -293,1074 +1457,14 @@
       <w:r>
         <w:rPr>
           <w:rFonts w:asciiTheme="minorBidi" w:hAnsiTheme="minorBidi"/>
-          <w:b/>
-          <w:bCs/>
           <w:color w:val="000000" w:themeColor="text1"/>
           <w:sz w:val="36"/>
           <w:szCs w:val="36"/>
           <w:rtl/>
         </w:rPr>
-        <w:t xml:space="preserve">سعادة مدير جوازات مطار الملك خالد الدولي                     الموقر                    </w:t>
+        <w:t xml:space="preserve">                                                    </w:t>
       </w:r>
     </w:p>
-    <w:p>
-      <w:pPr>
-        <w:rPr>
-          <w:rFonts w:asciiTheme="minorBidi" w:hAnsiTheme="minorBidi"/>
-          <w:b/>
-          <w:bCs/>
-          <w:color w:val="000000" w:themeColor="text1"/>
-          <w:sz w:val="36"/>
-          <w:szCs w:val="36"/>
-          <w:rtl/>
-        </w:rPr>
-      </w:pPr>
-      <w:r>
-        <w:rPr>
-          <w:rFonts w:asciiTheme="minorBidi" w:hAnsiTheme="minorBidi"/>
-          <w:b/>
-          <w:bCs/>
-          <w:color w:val="000000" w:themeColor="text1"/>
-          <w:sz w:val="32"/>
-          <w:szCs w:val="32"/>
-          <w:rtl/>
-        </w:rPr>
-        <w:t>   </w:t>
-      </w:r>
-      <w:r>
-        <w:rPr>
-          <w:rFonts w:asciiTheme="minorBidi" w:hAnsiTheme="minorBidi"/>
-          <w:b/>
-          <w:bCs/>
-          <w:color w:val="000000" w:themeColor="text1"/>
-          <w:sz w:val="36"/>
-          <w:szCs w:val="36"/>
-          <w:rtl/>
-        </w:rPr>
-        <w:t xml:space="preserve">السلام عليكم ورحمة الله </w:t>
-      </w:r>
-      <w:proofErr w:type="gramStart"/>
-      <w:r>
-        <w:rPr>
-          <w:rFonts w:asciiTheme="minorBidi" w:hAnsiTheme="minorBidi"/>
-          <w:b/>
-          <w:bCs/>
-          <w:color w:val="000000" w:themeColor="text1"/>
-          <w:sz w:val="36"/>
-          <w:szCs w:val="36"/>
-          <w:rtl/>
-        </w:rPr>
-        <w:t>وبركاته،،،</w:t>
-      </w:r>
-      <w:proofErr w:type="gramEnd"/>
-      <w:r>
-        <w:rPr>
-          <w:rFonts w:asciiTheme="minorBidi" w:hAnsiTheme="minorBidi"/>
-          <w:b/>
-          <w:bCs/>
-          <w:color w:val="000000" w:themeColor="text1"/>
-          <w:sz w:val="36"/>
-          <w:szCs w:val="36"/>
-          <w:rtl/>
-        </w:rPr>
-        <w:t>وبعد:</w:t>
-      </w:r>
-    </w:p>
-    <w:p>
-      <w:pPr>
-        <w:rPr>
-          <w:rFonts w:asciiTheme="minorBidi" w:hAnsiTheme="minorBidi"/>
-          <w:color w:val="000000" w:themeColor="text1"/>
-          <w:sz w:val="32"/>
-          <w:szCs w:val="32"/>
-          <w:rtl/>
-        </w:rPr>
-      </w:pPr>
-      <w:r>
-        <w:rPr>
-          <w:rFonts w:asciiTheme="minorBidi" w:hAnsiTheme="minorBidi"/>
-          <w:color w:val="000000" w:themeColor="text1"/>
-          <w:sz w:val="32"/>
-          <w:szCs w:val="32"/>
-          <w:rtl/>
-        </w:rPr>
-        <w:t xml:space="preserve"> نفيد سعادتكم بأنه خلال استلامنا </w:t>
-      </w:r>
-      <w:r>
-        <w:rPr>
-          <w:rFonts w:asciiTheme="minorBidi" w:hAnsiTheme="minorBidi" w:hint="cs"/>
-          <w:color w:val="000000" w:themeColor="text1"/>
-          <w:sz w:val="32"/>
-          <w:szCs w:val="32"/>
-          <w:rtl/>
-        </w:rPr>
-        <w:t xml:space="preserve">ليوم </w:t>
-      </w:r>
-      <w:proofErr w:type="gramStart"/>
-      <w:r>
-        <w:rPr>
-          <w:rFonts w:asciiTheme="minorBidi" w:hAnsiTheme="minorBidi" w:hint="cs"/>
-          <w:color w:val="000000" w:themeColor="text1"/>
-          <w:sz w:val="32"/>
-          <w:szCs w:val="32"/>
-          <w:rtl/>
-        </w:rPr>
-        <w:t>( )</w:t>
-      </w:r>
-      <w:proofErr w:type="gramEnd"/>
-      <w:r>
-        <w:rPr>
-          <w:rFonts w:asciiTheme="minorBidi" w:hAnsiTheme="minorBidi" w:hint="cs"/>
-          <w:color w:val="000000" w:themeColor="text1"/>
-          <w:sz w:val="32"/>
-          <w:szCs w:val="32"/>
-          <w:rtl/>
-        </w:rPr>
-        <w:t xml:space="preserve"> الموافق </w:t>
-      </w:r>
-      <w:r>
-        <w:rPr>
-          <w:rFonts w:asciiTheme="minorBidi" w:hAnsiTheme="minorBidi" w:hint="cs"/>
-          <w:color w:val="000000" w:themeColor="text1"/>
-          <w:sz w:val="32"/>
-          <w:szCs w:val="32"/>
-          <w:rtl/>
-        </w:rPr>
-        <w:t>( )</w:t>
-      </w:r>
-      <w:r>
-        <w:rPr>
-          <w:rFonts w:asciiTheme="minorBidi" w:hAnsiTheme="minorBidi"/>
-          <w:color w:val="000000" w:themeColor="text1"/>
-          <w:sz w:val="32"/>
-          <w:szCs w:val="32"/>
-          <w:rtl/>
-        </w:rPr>
-        <w:t xml:space="preserve"> </w:t>
-      </w:r>
-      <w:bookmarkStart w:id="0" w:name="day"/>
-      <w:bookmarkEnd w:id="0"/>
-      <w:r>
-        <w:rPr>
-          <w:rFonts w:asciiTheme="minorBidi" w:hAnsiTheme="minorBidi"/>
-          <w:color w:val="000000" w:themeColor="text1"/>
-          <w:sz w:val="32"/>
-          <w:szCs w:val="32"/>
-          <w:rtl/>
-        </w:rPr>
-        <w:t xml:space="preserve"> </w:t>
-      </w:r>
-      <w:r>
-        <w:rPr>
-          <w:rFonts w:asciiTheme="minorBidi" w:hAnsiTheme="minorBidi" w:hint="cs"/>
-          <w:color w:val="000000" w:themeColor="text1"/>
-          <w:sz w:val="32"/>
-          <w:szCs w:val="32"/>
-          <w:rtl/>
-        </w:rPr>
-        <w:t>راجعنا</w:t>
-      </w:r>
-      <w:r>
-        <w:rPr>
-          <w:rFonts w:asciiTheme="minorBidi" w:hAnsiTheme="minorBidi"/>
-          <w:color w:val="000000" w:themeColor="text1"/>
-          <w:sz w:val="32"/>
-          <w:szCs w:val="32"/>
-          <w:rtl/>
-        </w:rPr>
-        <w:t xml:space="preserve"> الموضح </w:t>
-      </w:r>
-      <w:r>
-        <w:rPr>
-          <w:rFonts w:asciiTheme="minorBidi" w:hAnsiTheme="minorBidi" w:hint="cs"/>
-          <w:color w:val="000000" w:themeColor="text1"/>
-          <w:sz w:val="32"/>
-          <w:szCs w:val="32"/>
-          <w:rtl/>
-        </w:rPr>
-        <w:t>بياناته</w:t>
-      </w:r>
-      <w:r>
-        <w:rPr>
-          <w:rFonts w:asciiTheme="minorBidi" w:hAnsiTheme="minorBidi"/>
-          <w:color w:val="000000" w:themeColor="text1"/>
-          <w:sz w:val="32"/>
-          <w:szCs w:val="32"/>
-          <w:rtl/>
-        </w:rPr>
-        <w:t xml:space="preserve"> </w:t>
-      </w:r>
-      <w:r>
-        <w:rPr>
-          <w:rFonts w:asciiTheme="minorBidi" w:hAnsiTheme="minorBidi" w:hint="cs"/>
-          <w:color w:val="000000" w:themeColor="text1"/>
-          <w:sz w:val="32"/>
-          <w:szCs w:val="32"/>
-          <w:rtl/>
-        </w:rPr>
-        <w:t>أعلاه بقصد المغادرة</w:t>
-      </w:r>
-      <w:r>
-        <w:rPr>
-          <w:rFonts w:asciiTheme="minorBidi" w:hAnsiTheme="minorBidi"/>
-          <w:color w:val="000000" w:themeColor="text1"/>
-          <w:sz w:val="32"/>
-          <w:szCs w:val="32"/>
-          <w:rtl/>
-        </w:rPr>
-        <w:t xml:space="preserve"> </w:t>
-      </w:r>
-      <w:r>
-        <w:rPr>
-          <w:rFonts w:asciiTheme="minorBidi" w:hAnsiTheme="minorBidi"/>
-          <w:color w:val="000000" w:themeColor="text1"/>
-          <w:sz w:val="32"/>
-          <w:szCs w:val="32"/>
-          <w:rtl/>
-        </w:rPr>
-        <w:t xml:space="preserve">على متن </w:t>
-      </w:r>
-      <w:r>
-        <w:rPr>
-          <w:rFonts w:asciiTheme="minorBidi" w:hAnsiTheme="minorBidi"/>
-          <w:color w:val="000000" w:themeColor="text1"/>
-          <w:sz w:val="32"/>
-          <w:szCs w:val="32"/>
-          <w:rtl/>
-        </w:rPr>
-        <w:t xml:space="preserve">رحلة </w:t>
-      </w:r>
-      <w:r>
-        <w:rPr>
-          <w:rFonts w:asciiTheme="minorBidi" w:hAnsiTheme="minorBidi" w:hint="cs"/>
-          <w:color w:val="000000" w:themeColor="text1"/>
-          <w:sz w:val="32"/>
-          <w:szCs w:val="32"/>
-          <w:rtl/>
-        </w:rPr>
-        <w:t xml:space="preserve">خطوط </w:t>
-      </w:r>
-      <w:r>
-        <w:rPr>
-          <w:rFonts w:asciiTheme="minorBidi" w:hAnsiTheme="minorBidi" w:hint="cs"/>
-          <w:color w:val="000000" w:themeColor="text1"/>
-          <w:sz w:val="32"/>
-          <w:szCs w:val="32"/>
-          <w:rtl/>
-        </w:rPr>
-        <w:t>( )</w:t>
-      </w:r>
-      <w:r>
-        <w:rPr>
-          <w:rFonts w:asciiTheme="minorBidi" w:hAnsiTheme="minorBidi" w:hint="cs"/>
-          <w:color w:val="000000" w:themeColor="text1"/>
-          <w:sz w:val="32"/>
-          <w:szCs w:val="32"/>
-          <w:rtl/>
-        </w:rPr>
-        <w:t xml:space="preserve"> </w:t>
-      </w:r>
-      <w:r>
-        <w:rPr>
-          <w:rFonts w:asciiTheme="minorBidi" w:hAnsiTheme="minorBidi"/>
-          <w:color w:val="000000" w:themeColor="text1"/>
-          <w:sz w:val="32"/>
-          <w:szCs w:val="32"/>
-          <w:rtl/>
-        </w:rPr>
-        <w:t>رقم</w:t>
-      </w:r>
-      <w:r>
-        <w:rPr>
-          <w:rFonts w:asciiTheme="minorBidi" w:hAnsiTheme="minorBidi" w:hint="cs"/>
-          <w:b/>
-          <w:bCs/>
-          <w:color w:val="000000" w:themeColor="text1"/>
-          <w:sz w:val="32"/>
-          <w:szCs w:val="32"/>
-          <w:rtl/>
-        </w:rPr>
-        <w:t xml:space="preserve"> (</w:t>
-      </w:r>
-      <w:r>
-        <w:rPr>
-          <w:rFonts w:asciiTheme="minorBidi" w:hAnsiTheme="minorBidi" w:hint="cs"/>
-          <w:color w:val="000000" w:themeColor="text1"/>
-          <w:sz w:val="32"/>
-          <w:szCs w:val="32"/>
-          <w:rtl/>
-        </w:rPr>
-        <w:t xml:space="preserve"> </w:t>
-      </w:r>
-      <w:r>
-        <w:rPr>
-          <w:rFonts w:asciiTheme="minorBidi" w:hAnsiTheme="minorBidi" w:hint="cs"/>
-          <w:color w:val="000000" w:themeColor="text1"/>
-          <w:sz w:val="32"/>
-          <w:szCs w:val="32"/>
-          <w:rtl/>
-        </w:rPr>
-        <w:t>)</w:t>
-      </w:r>
-      <w:r>
-        <w:rPr>
-          <w:rFonts w:asciiTheme="minorBidi" w:hAnsiTheme="minorBidi"/>
-          <w:color w:val="000000" w:themeColor="text1"/>
-          <w:sz w:val="32"/>
-          <w:szCs w:val="32"/>
-          <w:rtl/>
-        </w:rPr>
-        <w:t xml:space="preserve"> </w:t>
-      </w:r>
-      <w:r>
-        <w:rPr>
-          <w:rFonts w:asciiTheme="minorBidi" w:hAnsiTheme="minorBidi" w:hint="cs"/>
-          <w:color w:val="000000" w:themeColor="text1"/>
-          <w:sz w:val="32"/>
-          <w:szCs w:val="32"/>
-          <w:rtl/>
-        </w:rPr>
-        <w:t>والمتجهة</w:t>
-      </w:r>
-      <w:r>
-        <w:rPr>
-          <w:rFonts w:asciiTheme="minorBidi" w:hAnsiTheme="minorBidi"/>
-          <w:color w:val="000000" w:themeColor="text1"/>
-          <w:sz w:val="32"/>
-          <w:szCs w:val="32"/>
-          <w:rtl/>
-        </w:rPr>
-        <w:t xml:space="preserve"> </w:t>
-      </w:r>
-      <w:r>
-        <w:rPr>
-          <w:rFonts w:asciiTheme="minorBidi" w:hAnsiTheme="minorBidi" w:hint="cs"/>
-          <w:color w:val="000000" w:themeColor="text1"/>
-          <w:sz w:val="32"/>
-          <w:szCs w:val="32"/>
-          <w:rtl/>
-        </w:rPr>
-        <w:t>الى</w:t>
-      </w:r>
-      <w:r>
-        <w:rPr>
-          <w:rFonts w:asciiTheme="minorBidi" w:hAnsiTheme="minorBidi"/>
-          <w:color w:val="000000" w:themeColor="text1"/>
-          <w:sz w:val="32"/>
-          <w:szCs w:val="32"/>
-          <w:rtl/>
-        </w:rPr>
-        <w:t xml:space="preserve"> (</w:t>
-      </w:r>
-      <w:r>
-        <w:rPr>
-          <w:rFonts w:asciiTheme="minorBidi" w:hAnsiTheme="minorBidi" w:hint="cs"/>
-          <w:color w:val="000000" w:themeColor="text1"/>
-          <w:sz w:val="32"/>
-          <w:szCs w:val="32"/>
-          <w:rtl/>
-        </w:rPr>
-        <w:t xml:space="preserve"> </w:t>
-      </w:r>
-      <w:r>
-        <w:rPr>
-          <w:rFonts w:asciiTheme="minorBidi" w:hAnsiTheme="minorBidi" w:hint="cs"/>
-          <w:color w:val="000000" w:themeColor="text1"/>
-          <w:sz w:val="32"/>
-          <w:szCs w:val="32"/>
-          <w:rtl/>
-        </w:rPr>
-        <w:t>)</w:t>
-      </w:r>
-      <w:r>
-        <w:rPr>
-          <w:rFonts w:asciiTheme="minorBidi" w:hAnsiTheme="minorBidi"/>
-          <w:color w:val="000000" w:themeColor="text1"/>
-          <w:sz w:val="32"/>
-          <w:szCs w:val="32"/>
-          <w:rtl/>
-        </w:rPr>
-        <w:t xml:space="preserve"> وعند الشروع في انهاء إجراءات </w:t>
-      </w:r>
-      <w:r>
-        <w:rPr>
-          <w:rFonts w:asciiTheme="minorBidi" w:hAnsiTheme="minorBidi" w:hint="cs"/>
-          <w:color w:val="000000" w:themeColor="text1"/>
-          <w:sz w:val="32"/>
-          <w:szCs w:val="32"/>
-          <w:rtl/>
-        </w:rPr>
-        <w:t>خروجه</w:t>
-      </w:r>
-      <w:r>
-        <w:rPr>
-          <w:rFonts w:asciiTheme="minorBidi" w:hAnsiTheme="minorBidi" w:hint="cs"/>
-          <w:color w:val="000000" w:themeColor="text1"/>
-          <w:sz w:val="32"/>
-          <w:szCs w:val="32"/>
-          <w:rtl/>
-        </w:rPr>
-        <w:t xml:space="preserve"> تبين </w:t>
-      </w:r>
-      <w:r>
-        <w:rPr>
-          <w:rFonts w:asciiTheme="minorBidi" w:hAnsiTheme="minorBidi" w:hint="cs"/>
-          <w:color w:val="000000" w:themeColor="text1"/>
-          <w:sz w:val="32"/>
-          <w:szCs w:val="32"/>
-          <w:rtl/>
-        </w:rPr>
-        <w:t>بأنه</w:t>
-      </w:r>
-      <w:r>
-        <w:rPr>
-          <w:rFonts w:asciiTheme="minorBidi" w:hAnsiTheme="minorBidi" w:hint="cs"/>
-          <w:color w:val="000000" w:themeColor="text1"/>
-          <w:sz w:val="32"/>
-          <w:szCs w:val="32"/>
-          <w:rtl/>
-        </w:rPr>
-        <w:t xml:space="preserve"> </w:t>
-      </w:r>
-      <w:r>
-        <w:rPr>
-          <w:rFonts w:asciiTheme="minorBidi" w:hAnsiTheme="minorBidi" w:hint="cs"/>
-          <w:color w:val="000000" w:themeColor="text1"/>
-          <w:sz w:val="32"/>
-          <w:szCs w:val="32"/>
-          <w:rtl/>
-        </w:rPr>
-        <w:t>يحمل</w:t>
-      </w:r>
-      <w:r>
-        <w:rPr>
-          <w:rFonts w:asciiTheme="minorBidi" w:hAnsiTheme="minorBidi" w:hint="cs"/>
-          <w:color w:val="000000" w:themeColor="text1"/>
-          <w:sz w:val="32"/>
-          <w:szCs w:val="32"/>
-          <w:rtl/>
-        </w:rPr>
-        <w:t xml:space="preserve"> وثيقة سفر </w:t>
-      </w:r>
-      <w:r>
-        <w:rPr>
-          <w:rFonts w:asciiTheme="minorBidi" w:hAnsiTheme="minorBidi" w:hint="cs"/>
-          <w:color w:val="000000" w:themeColor="text1"/>
-          <w:sz w:val="32"/>
-          <w:szCs w:val="32"/>
-          <w:rtl/>
-        </w:rPr>
-        <w:t xml:space="preserve">اقل من </w:t>
-      </w:r>
-      <w:r>
-        <w:rPr>
-          <w:rFonts w:asciiTheme="minorBidi" w:hAnsiTheme="minorBidi" w:hint="cs"/>
-          <w:color w:val="000000" w:themeColor="text1"/>
-          <w:sz w:val="32"/>
-          <w:szCs w:val="32"/>
-          <w:rtl/>
-        </w:rPr>
-        <w:t xml:space="preserve">المدة النظامية ( شهرين و2 يوم ) مع العلم بأن سبب سفره ( سياحية ) </w:t>
-      </w:r>
-      <w:r>
-        <w:rPr>
-          <w:rFonts w:asciiTheme="minorBidi" w:hAnsiTheme="minorBidi" w:hint="cs"/>
-          <w:color w:val="000000" w:themeColor="text1"/>
-          <w:sz w:val="32"/>
-          <w:szCs w:val="32"/>
-          <w:rtl/>
-        </w:rPr>
-        <w:t xml:space="preserve"> </w:t>
-      </w:r>
-      <w:r>
-        <w:rPr>
-          <w:rFonts w:asciiTheme="minorBidi" w:hAnsiTheme="minorBidi" w:hint="cs"/>
-          <w:color w:val="000000" w:themeColor="text1"/>
-          <w:sz w:val="32"/>
-          <w:szCs w:val="32"/>
-          <w:rtl/>
-        </w:rPr>
-        <w:t>و</w:t>
-      </w:r>
-      <w:r>
-        <w:rPr>
-          <w:rFonts w:asciiTheme="minorBidi" w:hAnsiTheme="minorBidi" w:hint="cs"/>
-          <w:color w:val="000000" w:themeColor="text1"/>
-          <w:sz w:val="32"/>
-          <w:szCs w:val="32"/>
-          <w:rtl/>
-        </w:rPr>
-        <w:t>ب</w:t>
-      </w:r>
-      <w:r>
-        <w:rPr>
-          <w:rFonts w:asciiTheme="minorBidi" w:hAnsiTheme="minorBidi" w:hint="cs"/>
-          <w:color w:val="000000" w:themeColor="text1"/>
-          <w:sz w:val="32"/>
-          <w:szCs w:val="32"/>
-          <w:rtl/>
-        </w:rPr>
-        <w:t xml:space="preserve">حسب </w:t>
-      </w:r>
-      <w:r>
-        <w:rPr>
-          <w:rFonts w:asciiTheme="minorBidi" w:hAnsiTheme="minorBidi" w:hint="cs"/>
-          <w:color w:val="000000" w:themeColor="text1"/>
-          <w:sz w:val="32"/>
-          <w:szCs w:val="32"/>
-          <w:rtl/>
-        </w:rPr>
-        <w:t>توجيهات</w:t>
-      </w:r>
-      <w:r>
-        <w:rPr>
-          <w:rFonts w:asciiTheme="minorBidi" w:hAnsiTheme="minorBidi" w:hint="cs"/>
-          <w:color w:val="000000" w:themeColor="text1"/>
-          <w:sz w:val="32"/>
-          <w:szCs w:val="32"/>
-          <w:rtl/>
-        </w:rPr>
-        <w:t xml:space="preserve"> الامر المناوب</w:t>
-      </w:r>
-      <w:r>
-        <w:rPr>
-          <w:rFonts w:asciiTheme="minorBidi" w:hAnsiTheme="minorBidi" w:hint="cs"/>
-          <w:color w:val="000000" w:themeColor="text1"/>
-          <w:sz w:val="32"/>
-          <w:szCs w:val="32"/>
-          <w:rtl/>
-        </w:rPr>
-        <w:t xml:space="preserve"> </w:t>
-      </w:r>
-      <w:r>
-        <w:rPr>
-          <w:rFonts w:asciiTheme="minorBidi" w:hAnsiTheme="minorBidi" w:hint="cs"/>
-          <w:color w:val="000000" w:themeColor="text1"/>
-          <w:sz w:val="32"/>
-          <w:szCs w:val="32"/>
-          <w:rtl/>
-        </w:rPr>
-        <w:t>( )</w:t>
-      </w:r>
-      <w:r>
-        <w:rPr>
-          <w:rFonts w:asciiTheme="minorBidi" w:hAnsiTheme="minorBidi" w:hint="cs"/>
-          <w:color w:val="000000" w:themeColor="text1"/>
-          <w:sz w:val="32"/>
-          <w:szCs w:val="32"/>
-          <w:rtl/>
-        </w:rPr>
-        <w:t xml:space="preserve"> تم السماح له بالمغادرة </w:t>
-      </w:r>
-      <w:r>
-        <w:rPr>
-          <w:rFonts w:asciiTheme="minorBidi" w:hAnsiTheme="minorBidi" w:hint="cs"/>
-          <w:color w:val="000000" w:themeColor="text1"/>
-          <w:sz w:val="32"/>
-          <w:szCs w:val="32"/>
-          <w:rtl/>
-        </w:rPr>
-        <w:t xml:space="preserve">بعد أخذ التعهد عليه </w:t>
-      </w:r>
-    </w:p>
-    <w:p>
-      <w:pPr>
-        <w:rPr>
-          <w:rFonts w:asciiTheme="minorBidi" w:hAnsiTheme="minorBidi"/>
-          <w:color w:val="000000" w:themeColor="text1"/>
-          <w:sz w:val="32"/>
-          <w:szCs w:val="32"/>
-          <w:rtl/>
-        </w:rPr>
-      </w:pPr>
-      <w:r>
-        <w:rPr>
-          <w:rFonts w:asciiTheme="minorBidi" w:hAnsiTheme="minorBidi" w:hint="cs"/>
-          <w:color w:val="000000" w:themeColor="text1"/>
-          <w:sz w:val="32"/>
-          <w:szCs w:val="32"/>
-          <w:rtl/>
-        </w:rPr>
-        <w:t xml:space="preserve">وتجدون بطيه صورة </w:t>
-      </w:r>
-      <w:r>
-        <w:rPr>
-          <w:rFonts w:asciiTheme="minorBidi" w:hAnsiTheme="minorBidi" w:hint="cs"/>
-          <w:color w:val="000000" w:themeColor="text1"/>
-          <w:sz w:val="32"/>
-          <w:szCs w:val="32"/>
-          <w:rtl/>
-        </w:rPr>
-        <w:t xml:space="preserve">من الجواز + </w:t>
-      </w:r>
-      <w:r>
-        <w:rPr>
-          <w:rFonts w:asciiTheme="minorBidi" w:hAnsiTheme="minorBidi" w:hint="cs"/>
-          <w:color w:val="000000" w:themeColor="text1"/>
-          <w:sz w:val="32"/>
-          <w:szCs w:val="32"/>
-          <w:rtl/>
-        </w:rPr>
-        <w:t>بطاقة الصعود الى الطائرة + تعهد الراكبة</w:t>
-      </w:r>
-    </w:p>
-    <w:p>
-      <w:pPr>
-        <w:rPr>
-          <w:rFonts w:asciiTheme="minorBidi" w:hAnsiTheme="minorBidi"/>
-          <w:color w:val="000000" w:themeColor="text1"/>
-          <w:sz w:val="36"/>
-          <w:szCs w:val="36"/>
-          <w:rtl/>
-        </w:rPr>
-      </w:pPr>
-    </w:p>
-    <w:p>
-      <w:pPr>
-        <w:rPr>
-          <w:rFonts w:asciiTheme="minorBidi" w:hAnsiTheme="minorBidi"/>
-          <w:color w:val="000000" w:themeColor="text1"/>
-          <w:sz w:val="36"/>
-          <w:szCs w:val="36"/>
-          <w:rtl/>
-        </w:rPr>
-      </w:pPr>
-    </w:p>
-    <w:p>
-      <w:pPr>
-        <w:rPr>
-          <w:rFonts w:asciiTheme="minorBidi" w:hAnsiTheme="minorBidi"/>
-          <w:color w:val="000000" w:themeColor="text1"/>
-          <w:sz w:val="36"/>
-          <w:szCs w:val="36"/>
-          <w:rtl/>
-        </w:rPr>
-      </w:pPr>
-    </w:p>
-    <w:p>
-      <w:pPr>
-        <w:rPr>
-          <w:rFonts w:asciiTheme="minorBidi" w:hAnsiTheme="minorBidi"/>
-          <w:color w:val="000000" w:themeColor="text1"/>
-          <w:sz w:val="32"/>
-          <w:szCs w:val="32"/>
-          <w:rtl/>
-        </w:rPr>
-      </w:pPr>
-      <w:r>
-        <w:rPr>
-          <w:rFonts w:asciiTheme="minorBidi" w:hAnsiTheme="minorBidi"/>
-          <w:color w:val="000000" w:themeColor="text1"/>
-          <w:sz w:val="36"/>
-          <w:szCs w:val="36"/>
-          <w:rtl/>
-        </w:rPr>
-        <w:t xml:space="preserve">  </w:t>
-      </w:r>
-      <w:r>
-        <w:rPr>
-          <w:rFonts w:asciiTheme="minorBidi" w:hAnsiTheme="minorBidi"/>
-          <w:b/>
-          <w:bCs/>
-          <w:color w:val="000000" w:themeColor="text1"/>
-          <w:sz w:val="32"/>
-          <w:szCs w:val="32"/>
-          <w:rtl/>
-        </w:rPr>
-        <w:t xml:space="preserve">هذا ما لزم الرفع به لسعادتكم بأمل الاطلاع </w:t>
-      </w:r>
-      <w:proofErr w:type="gramStart"/>
-      <w:r>
-        <w:rPr>
-          <w:rFonts w:asciiTheme="minorBidi" w:hAnsiTheme="minorBidi"/>
-          <w:b/>
-          <w:bCs/>
-          <w:color w:val="000000" w:themeColor="text1"/>
-          <w:sz w:val="32"/>
-          <w:szCs w:val="32"/>
-          <w:rtl/>
-        </w:rPr>
-        <w:t>والإحاطة ،</w:t>
-      </w:r>
-      <w:proofErr w:type="gramEnd"/>
-      <w:r>
-        <w:rPr>
-          <w:rFonts w:asciiTheme="minorBidi" w:hAnsiTheme="minorBidi"/>
-          <w:b/>
-          <w:bCs/>
-          <w:color w:val="000000" w:themeColor="text1"/>
-          <w:sz w:val="32"/>
-          <w:szCs w:val="32"/>
-          <w:rtl/>
-        </w:rPr>
-        <w:t xml:space="preserve">،، والسلام عليكم </w:t>
-      </w:r>
-      <w:r>
-        <w:rPr>
-          <w:rFonts w:asciiTheme="minorBidi" w:hAnsiTheme="minorBidi"/>
-          <w:color w:val="000000" w:themeColor="text1"/>
-          <w:sz w:val="32"/>
-          <w:szCs w:val="32"/>
-          <w:rtl/>
-        </w:rPr>
-        <w:t> </w:t>
-      </w:r>
-    </w:p>
-    <w:p>
-      <w:pPr>
-        <w:rPr>
-          <w:rFonts w:asciiTheme="minorBidi" w:hAnsiTheme="minorBidi"/>
-          <w:b/>
-          <w:bCs/>
-          <w:color w:val="000000" w:themeColor="text1"/>
-          <w:sz w:val="36"/>
-          <w:szCs w:val="36"/>
-          <w:rtl/>
-        </w:rPr>
-      </w:pPr>
-      <w:r>
-        <w:rPr>
-          <w:rFonts w:asciiTheme="minorBidi" w:hAnsiTheme="minorBidi"/>
-          <w:color w:val="000000" w:themeColor="text1"/>
-          <w:sz w:val="36"/>
-          <w:szCs w:val="36"/>
-          <w:rtl/>
-        </w:rPr>
-        <w:t xml:space="preserve">                                                    </w:t>
-      </w:r>
-    </w:p>
-    <w:p>
-      <w:pPr>
-        <w:rPr>
-          <w:rFonts w:asciiTheme="minorBidi" w:hAnsiTheme="minorBidi"/>
-          <w:b/>
-          <w:bCs/>
-          <w:color w:val="000000" w:themeColor="text1"/>
-          <w:sz w:val="32"/>
-          <w:szCs w:val="32"/>
-          <w:rtl/>
-        </w:rPr>
-      </w:pPr>
-      <w:r>
-        <w:rPr>
-          <w:rFonts w:asciiTheme="minorBidi" w:hAnsiTheme="minorBidi"/>
-          <w:color w:val="000000" w:themeColor="text1"/>
-          <w:sz w:val="32"/>
-          <w:szCs w:val="32"/>
-          <w:rtl/>
-        </w:rPr>
-        <w:t xml:space="preserve">                                               </w:t>
-      </w:r>
-      <w:r>
-        <w:rPr>
-          <w:rFonts w:asciiTheme="minorBidi" w:hAnsiTheme="minorBidi" w:hint="cs"/>
-          <w:color w:val="000000" w:themeColor="text1"/>
-          <w:sz w:val="32"/>
-          <w:szCs w:val="32"/>
-          <w:rtl/>
-        </w:rPr>
-        <w:t xml:space="preserve">       </w:t>
-      </w:r>
-      <w:r>
-        <w:rPr>
-          <w:rFonts w:asciiTheme="minorBidi" w:hAnsiTheme="minorBidi"/>
-          <w:color w:val="000000" w:themeColor="text1"/>
-          <w:sz w:val="32"/>
-          <w:szCs w:val="32"/>
-          <w:rtl/>
-        </w:rPr>
-        <w:t xml:space="preserve"> </w:t>
-      </w:r>
-      <w:r>
-        <w:rPr>
-          <w:rFonts w:asciiTheme="minorBidi" w:hAnsiTheme="minorBidi"/>
-          <w:b/>
-          <w:bCs/>
-          <w:color w:val="000000" w:themeColor="text1"/>
-          <w:sz w:val="32"/>
-          <w:szCs w:val="32"/>
-          <w:rtl/>
-        </w:rPr>
-        <w:t xml:space="preserve"> رئيس مناوبة </w:t>
-      </w:r>
-      <w:proofErr w:type="gramStart"/>
-      <w:r>
-        <w:rPr>
-          <w:rFonts w:asciiTheme="minorBidi" w:hAnsiTheme="minorBidi"/>
-          <w:b/>
-          <w:bCs/>
-          <w:color w:val="000000" w:themeColor="text1"/>
-          <w:sz w:val="32"/>
-          <w:szCs w:val="32"/>
-          <w:rtl/>
-        </w:rPr>
-        <w:t>( </w:t>
-      </w:r>
-      <w:bookmarkStart w:id="1" w:name="mnaw1"/>
-      <w:bookmarkEnd w:id="1"/>
-      <w:r>
-        <w:rPr>
-          <w:rFonts w:asciiTheme="minorBidi" w:hAnsiTheme="minorBidi" w:hint="cs"/>
-          <w:b/>
-          <w:bCs/>
-          <w:color w:val="000000" w:themeColor="text1"/>
-          <w:sz w:val="32"/>
-          <w:szCs w:val="32"/>
-          <w:rtl/>
-        </w:rPr>
-        <w:t xml:space="preserve"> </w:t>
-      </w:r>
-      <w:proofErr w:type="gramEnd"/>
-      <w:r>
-        <w:rPr>
-          <w:rFonts w:asciiTheme="minorBidi" w:hAnsiTheme="minorBidi"/>
-          <w:b/>
-          <w:bCs/>
-          <w:color w:val="000000" w:themeColor="text1"/>
-          <w:sz w:val="32"/>
-          <w:szCs w:val="32"/>
-          <w:rtl/>
-        </w:rPr>
-        <w:t xml:space="preserve"> </w:t>
-      </w:r>
-      <w:r>
-        <w:rPr>
-          <w:rFonts w:asciiTheme="minorBidi" w:hAnsiTheme="minorBidi"/>
-          <w:b/>
-          <w:bCs/>
-          <w:color w:val="000000" w:themeColor="text1"/>
-          <w:sz w:val="32"/>
-          <w:szCs w:val="32"/>
-          <w:rtl/>
-        </w:rPr>
-        <w:t xml:space="preserve">) </w:t>
-      </w:r>
-      <w:bookmarkStart w:id="2" w:name="trminal1"/>
-      <w:bookmarkEnd w:id="2"/>
-      <w:r>
-        <w:rPr>
-          <w:rFonts w:asciiTheme="minorBidi" w:hAnsiTheme="minorBidi" w:hint="cs"/>
-          <w:b/>
-          <w:bCs/>
-          <w:color w:val="000000" w:themeColor="text1"/>
-          <w:sz w:val="32"/>
-          <w:szCs w:val="32"/>
-          <w:rtl/>
-        </w:rPr>
-        <w:t>سفر</w:t>
-      </w:r>
-      <w:r>
-        <w:rPr>
-          <w:rFonts w:asciiTheme="minorBidi" w:hAnsiTheme="minorBidi"/>
-          <w:b/>
-          <w:bCs/>
-          <w:color w:val="000000" w:themeColor="text1"/>
-          <w:sz w:val="32"/>
-          <w:szCs w:val="32"/>
-          <w:rtl/>
-        </w:rPr>
-        <w:t xml:space="preserve"> ( </w:t>
-      </w:r>
-      <w:r>
-        <w:rPr>
-          <w:rFonts w:asciiTheme="minorBidi" w:hAnsiTheme="minorBidi" w:hint="cs"/>
-          <w:b/>
-          <w:bCs/>
-          <w:color w:val="000000" w:themeColor="text1"/>
-          <w:sz w:val="32"/>
-          <w:szCs w:val="32"/>
-          <w:rtl/>
-        </w:rPr>
-        <w:t xml:space="preserve"> </w:t>
-      </w:r>
-      <w:r>
-        <w:rPr>
-          <w:rFonts w:asciiTheme="minorBidi" w:hAnsiTheme="minorBidi"/>
-          <w:b/>
-          <w:bCs/>
-          <w:color w:val="000000" w:themeColor="text1"/>
-          <w:sz w:val="32"/>
-          <w:szCs w:val="32"/>
-          <w:rtl/>
-        </w:rPr>
-        <w:t xml:space="preserve"> </w:t>
-      </w:r>
-      <w:r>
-        <w:rPr>
-          <w:rFonts w:asciiTheme="minorBidi" w:hAnsiTheme="minorBidi"/>
-          <w:b/>
-          <w:bCs/>
-          <w:color w:val="000000" w:themeColor="text1"/>
-          <w:sz w:val="32"/>
-          <w:szCs w:val="32"/>
-          <w:rtl/>
-        </w:rPr>
-        <w:t>)</w:t>
-      </w:r>
-    </w:p>
-    <w:p>
-      <w:pPr>
-        <w:rPr>
-          <w:rFonts w:asciiTheme="minorBidi" w:hAnsiTheme="minorBidi"/>
-          <w:b/>
-          <w:bCs/>
-          <w:color w:val="000000" w:themeColor="text1"/>
-          <w:sz w:val="32"/>
-          <w:szCs w:val="32"/>
-          <w:rtl/>
-        </w:rPr>
-      </w:pPr>
-      <w:r>
-        <w:rPr>
-          <w:rFonts w:asciiTheme="minorBidi" w:hAnsiTheme="minorBidi"/>
-          <w:b/>
-          <w:bCs/>
-          <w:color w:val="000000" w:themeColor="text1"/>
-          <w:sz w:val="32"/>
-          <w:szCs w:val="32"/>
-          <w:rtl/>
-        </w:rPr>
-        <w:t>                               </w:t>
-      </w:r>
-      <w:r>
-        <w:rPr>
-          <w:rFonts w:asciiTheme="minorBidi" w:hAnsiTheme="minorBidi" w:hint="cs"/>
-          <w:b/>
-          <w:bCs/>
-          <w:color w:val="000000" w:themeColor="text1"/>
-          <w:sz w:val="32"/>
-          <w:szCs w:val="32"/>
-          <w:rtl/>
-        </w:rPr>
-        <w:t xml:space="preserve">     </w:t>
-      </w:r>
-      <w:r>
-        <w:rPr>
-          <w:rFonts w:asciiTheme="minorBidi" w:hAnsiTheme="minorBidi"/>
-          <w:b/>
-          <w:bCs/>
-          <w:color w:val="000000" w:themeColor="text1"/>
-          <w:sz w:val="32"/>
-          <w:szCs w:val="32"/>
-          <w:rtl/>
-        </w:rPr>
-        <w:t>     </w:t>
-      </w:r>
-      <w:bookmarkStart w:id="3" w:name="rankoff"/>
-      <w:bookmarkEnd w:id="3"/>
-      <w:r>
-        <w:rPr>
-          <w:rFonts w:asciiTheme="minorBidi" w:hAnsiTheme="minorBidi" w:hint="cs"/>
-          <w:b/>
-          <w:bCs/>
-          <w:color w:val="000000" w:themeColor="text1"/>
-          <w:sz w:val="32"/>
-          <w:szCs w:val="32"/>
-          <w:rtl/>
-        </w:rPr>
-        <w:t xml:space="preserve"> </w:t>
-      </w:r>
-      <w:r>
-        <w:rPr>
-          <w:rFonts w:asciiTheme="minorBidi" w:hAnsiTheme="minorBidi"/>
-          <w:b/>
-          <w:bCs/>
-          <w:color w:val="000000" w:themeColor="text1"/>
-          <w:sz w:val="32"/>
-          <w:szCs w:val="32"/>
-          <w:rtl/>
-        </w:rPr>
-        <w:t>/ </w:t>
-      </w:r>
-    </w:p>
-    <w:p>
-      <w:pPr>
-        <w:rPr>
-          <w:rFonts w:asciiTheme="minorBidi" w:hAnsiTheme="minorBidi"/>
-          <w:b/>
-          <w:bCs/>
-          <w:color w:val="000000" w:themeColor="text1"/>
-          <w:sz w:val="32"/>
-          <w:szCs w:val="32"/>
-          <w:rtl/>
-        </w:rPr>
-      </w:pPr>
-      <w:r>
-        <w:rPr>
-          <w:rFonts w:asciiTheme="minorBidi" w:hAnsiTheme="minorBidi"/>
-          <w:b/>
-          <w:bCs/>
-          <w:color w:val="000000" w:themeColor="text1"/>
-          <w:sz w:val="32"/>
-          <w:szCs w:val="32"/>
-          <w:rtl/>
-        </w:rPr>
-        <w:t xml:space="preserve">                                                      </w:t>
-      </w:r>
-      <w:r>
-        <w:rPr>
-          <w:rFonts w:asciiTheme="minorBidi" w:hAnsiTheme="minorBidi" w:hint="cs"/>
-          <w:b/>
-          <w:bCs/>
-          <w:color w:val="000000" w:themeColor="text1"/>
-          <w:sz w:val="32"/>
-          <w:szCs w:val="32"/>
-          <w:rtl/>
-        </w:rPr>
-        <w:t xml:space="preserve">     </w:t>
-      </w:r>
-      <w:r>
-        <w:rPr>
-          <w:rFonts w:asciiTheme="minorBidi" w:hAnsiTheme="minorBidi"/>
-          <w:b/>
-          <w:bCs/>
-          <w:color w:val="000000" w:themeColor="text1"/>
-          <w:sz w:val="32"/>
-          <w:szCs w:val="32"/>
-          <w:rtl/>
-        </w:rPr>
-        <w:t xml:space="preserve">  </w:t>
-      </w:r>
-      <w:r>
-        <w:rPr>
-          <w:rFonts w:asciiTheme="minorBidi" w:hAnsiTheme="minorBidi" w:hint="cs"/>
-          <w:b/>
-          <w:bCs/>
-          <w:color w:val="000000" w:themeColor="text1"/>
-          <w:sz w:val="32"/>
-          <w:szCs w:val="32"/>
-          <w:rtl/>
-        </w:rPr>
-        <w:t xml:space="preserve"> </w:t>
-      </w:r>
-      <w:r>
-        <w:rPr>
-          <w:rFonts w:asciiTheme="minorBidi" w:hAnsiTheme="minorBidi"/>
-          <w:b/>
-          <w:bCs/>
-          <w:color w:val="000000" w:themeColor="text1"/>
-          <w:sz w:val="32"/>
-          <w:szCs w:val="32"/>
-          <w:rtl/>
-        </w:rPr>
-        <w:t xml:space="preserve">     </w:t>
-      </w:r>
-      <w:bookmarkStart w:id="4" w:name="nameoff"/>
-      <w:bookmarkEnd w:id="4"/>
-      <w:r>
-        <w:rPr>
-          <w:rFonts w:asciiTheme="minorBidi" w:hAnsiTheme="minorBidi"/>
-          <w:b/>
-          <w:bCs/>
-          <w:color w:val="000000" w:themeColor="text1"/>
-          <w:sz w:val="32"/>
-          <w:szCs w:val="32"/>
-          <w:rtl/>
-        </w:rPr>
-        <w:t xml:space="preserve"> </w:t>
-      </w:r>
-    </w:p>
-    <w:p/>
     <w:sectPr>
       <w:headerReference w:type="default" r:id="rId7"/>
       <w:footerReference w:type="default" r:id="rId8"/>
@@ -1415,7 +1519,6 @@
         <w:bCs/>
       </w:rPr>
     </w:pPr>
-    <w:proofErr w:type="gramStart"/>
     <w:r>
       <w:rPr>
         <w:rFonts w:hint="cs"/>
@@ -1423,17 +1526,7 @@
         <w:bCs/>
         <w:rtl/>
       </w:rPr>
-      <w:t>الـرقــم :</w:t>
-    </w:r>
-    <w:proofErr w:type="gramEnd"/>
-    <w:r>
-      <w:rPr>
-        <w:rFonts w:hint="cs"/>
-        <w:b/>
-        <w:bCs/>
-        <w:rtl/>
-      </w:rPr>
-      <w:t xml:space="preserve">  </w:t>
+      <w:t xml:space="preserve">الـرقــم :  </w:t>
     </w:r>
     <w:r>
       <w:rPr>
@@ -1854,7 +1947,7 @@
               <v:stroke joinstyle="miter"/>
               <v:path gradientshapeok="t" o:connecttype="rect"/>
             </v:shapetype>
-            <v:shape id="مربع نص 23" o:spid="_x0000_s1026" type="#_x0000_t202" style="position:absolute;margin-left:335.35pt;margin-top:16.1pt;width:123.75pt;height:36.35pt;z-index:251663360;visibility:visible;mso-wrap-style:square;mso-width-percent:0;mso-height-percent:0;mso-wrap-distance-left:9pt;mso-wrap-distance-top:0;mso-wrap-distance-right:9pt;mso-wrap-distance-bottom:0;mso-position-horizontal:absolute;mso-position-horizontal-relative:text;mso-position-vertical:absolute;mso-position-vertical-relative:text;mso-width-percent:0;mso-height-percent:0;mso-width-relative:margin;mso-height-relative:margin;v-text-anchor:top" o:gfxdata="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" filled="f" stroked="f">
+            <v:shape id="مربع نص 23" o:spid="_x0000_s1027" type="#_x0000_t202" style="position:absolute;margin-left:335.35pt;margin-top:16.1pt;width:123.75pt;height:36.35pt;z-index:251663360;visibility:visible;mso-wrap-style:square;mso-width-percent:0;mso-height-percent:0;mso-wrap-distance-left:9pt;mso-wrap-distance-top:0;mso-wrap-distance-right:9pt;mso-wrap-distance-bottom:0;mso-position-horizontal:absolute;mso-position-horizontal-relative:text;mso-position-vertical:absolute;mso-position-vertical-relative:text;mso-width-percent:0;mso-height-percent:0;mso-width-relative:margin;mso-height-relative:margin;v-text-anchor:top" o:gfxdata="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" filled="f" stroked="f">
               <v:textbox>
                 <w:txbxContent>
                   <w:p>
@@ -1987,7 +2080,7 @@
         </mc:Choice>
         <mc:Fallback>
           <w:pict>
-            <v:shape w14:anchorId="77FC4C12" id="مربع نص 22" o:spid="_x0000_s1027" type="#_x0000_t202" style="position:absolute;margin-left:323.3pt;margin-top:37.55pt;width:145.5pt;height:69.55pt;z-index:251664384;visibility:visible;mso-wrap-style:square;mso-width-percent:0;mso-height-percent:0;mso-wrap-distance-left:9pt;mso-wrap-distance-top:0;mso-wrap-distance-right:9pt;mso-wrap-distance-bottom:0;mso-position-horizontal:absolute;mso-position-horizontal-relative:text;mso-position-vertical:absolute;mso-position-vertical-relative:text;mso-width-percent:0;mso-height-percent:0;mso-width-relative:margin;mso-height-relative:margin;v-text-anchor:top" o:gfxdata="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" filled="f" stroked="f">
+            <v:shape w14:anchorId="77FC4C12" id="مربع نص 22" o:spid="_x0000_s1028" type="#_x0000_t202" style="position:absolute;margin-left:323.3pt;margin-top:37.55pt;width:145.5pt;height:69.55pt;z-index:251664384;visibility:visible;mso-wrap-style:square;mso-width-percent:0;mso-height-percent:0;mso-wrap-distance-left:9pt;mso-wrap-distance-top:0;mso-wrap-distance-right:9pt;mso-wrap-distance-bottom:0;mso-position-horizontal:absolute;mso-position-horizontal-relative:text;mso-position-vertical:absolute;mso-position-vertical-relative:text;mso-width-percent:0;mso-height-percent:0;mso-width-relative:margin;mso-height-relative:margin;v-text-anchor:top" o:gfxdata="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" filled="f" stroked="f">
               <v:textbox>
                 <w:txbxContent>
                   <w:p>
